--- a/(e)CRF/Per visite/V6 - Opvolgvisite/25b_Werkinstructie Orthotimer (SOP).docx
+++ b/(e)CRF/Per visite/V6 - Opvolgvisite/25b_Werkinstructie Orthotimer (SOP).docx
@@ -1421,7 +1421,116 @@
   <w:p>
     <w:pPr>
       <w:pStyle w:val="Footer"/>
+      <w:jc w:val="center"/>
     </w:pPr>
+    <w:r>
+      <w:rPr>
+        <w:rFonts w:ascii="Arial" w:hAnsi="Arial" w:eastAsia="Arial" w:cs="Arial"/>
+        <w:b w:val="0"/>
+        <w:color w:val="59636E"/>
+        <w:sz w:val="18"/>
+      </w:rPr>
+      <w:t xml:space="preserve">Pagina </w:t>
+    </w:r>
+    <w:r>
+      <w:rPr>
+        <w:rFonts w:ascii="Arial" w:hAnsi="Arial" w:eastAsia="Arial" w:cs="Arial"/>
+        <w:b w:val="0"/>
+        <w:color w:val="59636E"/>
+        <w:sz w:val="18"/>
+      </w:rPr>
+      <w:fldChar w:fldCharType="begin"/>
+    </w:r>
+    <w:r>
+      <w:rPr>
+        <w:rFonts w:ascii="Arial" w:hAnsi="Arial" w:eastAsia="Arial" w:cs="Arial"/>
+        <w:b w:val="0"/>
+        <w:color w:val="59636E"/>
+        <w:sz w:val="18"/>
+      </w:rPr>
+      <w:instrText xml:space="preserve"> PAGE </w:instrText>
+    </w:r>
+    <w:r>
+      <w:rPr>
+        <w:rFonts w:ascii="Arial" w:hAnsi="Arial" w:eastAsia="Arial" w:cs="Arial"/>
+        <w:b w:val="0"/>
+        <w:color w:val="59636E"/>
+        <w:sz w:val="18"/>
+      </w:rPr>
+      <w:fldChar w:fldCharType="separate"/>
+    </w:r>
+    <w:r>
+      <w:rPr>
+        <w:rFonts w:ascii="Arial" w:hAnsi="Arial" w:eastAsia="Arial" w:cs="Arial"/>
+        <w:b w:val="0"/>
+        <w:color w:val="59636E"/>
+        <w:sz w:val="18"/>
+      </w:rPr>
+      <w:t>1</w:t>
+    </w:r>
+    <w:r>
+      <w:rPr>
+        <w:rFonts w:ascii="Arial" w:hAnsi="Arial" w:eastAsia="Arial" w:cs="Arial"/>
+        <w:b w:val="0"/>
+        <w:color w:val="59636E"/>
+        <w:sz w:val="18"/>
+      </w:rPr>
+      <w:fldChar w:fldCharType="end"/>
+    </w:r>
+    <w:r>
+      <w:rPr>
+        <w:rFonts w:ascii="Arial" w:hAnsi="Arial" w:eastAsia="Arial" w:cs="Arial"/>
+        <w:b w:val="0"/>
+        <w:color w:val="59636E"/>
+        <w:sz w:val="18"/>
+      </w:rPr>
+      <w:t xml:space="preserve"> van </w:t>
+    </w:r>
+    <w:r>
+      <w:rPr>
+        <w:rFonts w:ascii="Arial" w:hAnsi="Arial" w:eastAsia="Arial" w:cs="Arial"/>
+        <w:b w:val="0"/>
+        <w:color w:val="59636E"/>
+        <w:sz w:val="18"/>
+      </w:rPr>
+      <w:fldChar w:fldCharType="begin"/>
+    </w:r>
+    <w:r>
+      <w:rPr>
+        <w:rFonts w:ascii="Arial" w:hAnsi="Arial" w:eastAsia="Arial" w:cs="Arial"/>
+        <w:b w:val="0"/>
+        <w:color w:val="59636E"/>
+        <w:sz w:val="18"/>
+      </w:rPr>
+      <w:instrText xml:space="preserve"> NUMPAGES </w:instrText>
+    </w:r>
+    <w:r>
+      <w:rPr>
+        <w:rFonts w:ascii="Arial" w:hAnsi="Arial" w:eastAsia="Arial" w:cs="Arial"/>
+        <w:b w:val="0"/>
+        <w:color w:val="59636E"/>
+        <w:sz w:val="18"/>
+      </w:rPr>
+      <w:fldChar w:fldCharType="separate"/>
+    </w:r>
+    <w:r>
+      <w:rPr>
+        <w:rFonts w:ascii="Arial" w:hAnsi="Arial" w:eastAsia="Arial" w:cs="Arial"/>
+        <w:b w:val="0"/>
+        <w:color w:val="59636E"/>
+        <w:sz w:val="18"/>
+      </w:rPr>
+      <w:t>1</w:t>
+    </w:r>
+    <w:r>
+      <w:rPr>
+        <w:rFonts w:ascii="Arial" w:hAnsi="Arial" w:eastAsia="Arial" w:cs="Arial"/>
+        <w:b w:val="0"/>
+        <w:color w:val="59636E"/>
+        <w:sz w:val="18"/>
+      </w:rPr>
+      <w:fldChar w:fldCharType="end"/>
+    </w:r>
   </w:p>
 </w:ftr>
 </file>
@@ -1431,7 +1540,17 @@
   <w:p>
     <w:pPr>
       <w:pStyle w:val="Header"/>
+      <w:jc w:val="left"/>
     </w:pPr>
+    <w:r>
+      <w:rPr>
+        <w:rFonts w:ascii="Arial" w:hAnsi="Arial" w:eastAsia="Arial" w:cs="Arial"/>
+        <w:b w:val="0"/>
+        <w:color w:val="59636E"/>
+        <w:sz w:val="18"/>
+      </w:rPr>
+      <w:t>PARADISE (S71769) — eCRF 25b: Werkinstructie Orthotimer (SOP)</w:t>
+    </w:r>
   </w:p>
 </w:hdr>
 </file>

--- a/(e)CRF/Per visite/V6 - Opvolgvisite/25b_Werkinstructie Orthotimer (SOP).docx
+++ b/(e)CRF/Per visite/V6 - Opvolgvisite/25b_Werkinstructie Orthotimer (SOP).docx
@@ -1417,117 +1417,353 @@
 </file>
 
 <file path=word/footer1.xml><?xml version="1.0" encoding="utf-8"?>
-<w:ftr xmlns:m="http://schemas.openxmlformats.org/officeDocument/2006/math" xmlns:mc="http://schemas.openxmlformats.org/markup-compatibility/2006" xmlns:mo="http://schemas.microsoft.com/office/mac/office/2008/main" xmlns:mv="urn:schemas-microsoft-com:mac:vml" xmlns:o="urn:schemas-microsoft-com:office:office" xmlns:r="http://schemas.openxmlformats.org/officeDocument/2006/relationships" xmlns:v="urn:schemas-microsoft-com:vml" xmlns:w10="urn:schemas-microsoft-com:office:word" xmlns:w14="http://schemas.microsoft.com/office/word/2010/wordml" xmlns:w="http://schemas.openxmlformats.org/wordprocessingml/2006/main" xmlns:wne="http://schemas.microsoft.com/office/word/2006/wordml" xmlns:wp14="http://schemas.microsoft.com/office/word/2010/wordprocessingDrawing" xmlns:wp="http://schemas.openxmlformats.org/drawingml/2006/wordprocessingDrawing" xmlns:wpc="http://schemas.microsoft.com/office/word/2010/wordprocessingCanvas" xmlns:wpg="http://schemas.microsoft.com/office/word/2010/wordprocessingGroup" xmlns:wpi="http://schemas.microsoft.com/office/word/2010/wordprocessingInk" xmlns:wps="http://schemas.microsoft.com/office/word/2010/wordprocessingShape" mc:Ignorable="w14 wp14">
+<w:ftr xmlns:wpc="http://schemas.microsoft.com/office/word/2010/wordprocessingCanvas" xmlns:cx="http://schemas.microsoft.com/office/drawing/2014/chartex" xmlns:cx1="http://schemas.microsoft.com/office/drawing/2015/9/8/chartex" xmlns:cx2="http://schemas.microsoft.com/office/drawing/2015/10/21/chartex" xmlns:cx3="http://schemas.microsoft.com/office/drawing/2016/5/9/chartex" xmlns:cx4="http://schemas.microsoft.com/office/drawing/2016/5/10/chartex" xmlns:cx5="http://schemas.microsoft.com/office/drawing/2016/5/11/chartex" xmlns:cx6="http://schemas.microsoft.com/office/drawing/2016/5/12/chartex" xmlns:cx7="http://schemas.microsoft.com/office/drawing/2016/5/13/chartex" xmlns:cx8="http://schemas.microsoft.com/office/drawing/2016/5/14/chartex" xmlns:mc="http://schemas.openxmlformats.org/markup-compatibility/2006" xmlns:aink="http://schemas.microsoft.com/office/drawing/2016/ink" xmlns:am3d="http://schemas.microsoft.com/office/drawing/2017/model3d" xmlns:o="urn:schemas-microsoft-com:office:office" xmlns:oel="http://schemas.microsoft.com/office/2019/extlst" xmlns:r="http://schemas.openxmlformats.org/officeDocument/2006/relationships" xmlns:m="http://schemas.openxmlformats.org/officeDocument/2006/math" xmlns:v="urn:schemas-microsoft-com:vml" xmlns:wp14="http://schemas.microsoft.com/office/word/2010/wordprocessingDrawing" xmlns:wp="http://schemas.openxmlformats.org/drawingml/2006/wordprocessingDrawing" xmlns:w10="urn:schemas-microsoft-com:office:word" xmlns:w="http://schemas.openxmlformats.org/wordprocessingml/2006/main" xmlns:w14="http://schemas.microsoft.com/office/word/2010/wordml" xmlns:w15="http://schemas.microsoft.com/office/word/2012/wordml" xmlns:w16cex="http://schemas.microsoft.com/office/word/2018/wordml/cex" xmlns:w16cid="http://schemas.microsoft.com/office/word/2016/wordml/cid" xmlns:w16="http://schemas.microsoft.com/office/word/2018/wordml" xmlns:w16du="http://schemas.microsoft.com/office/word/2023/wordml/word16du" xmlns:w16sdtdh="http://schemas.microsoft.com/office/word/2020/wordml/sdtdatahash" xmlns:w16sdtfl="http://schemas.microsoft.com/office/word/2024/wordml/sdtformatlock" xmlns:w16se="http://schemas.microsoft.com/office/word/2015/wordml/symex" xmlns:wpg="http://schemas.microsoft.com/office/word/2010/wordprocessingGroup" xmlns:wpi="http://schemas.microsoft.com/office/word/2010/wordprocessingInk" xmlns:wne="http://schemas.microsoft.com/office/word/2006/wordml" xmlns:wps="http://schemas.microsoft.com/office/word/2010/wordprocessingShape" mc:Ignorable="w14 w15 w16se w16cid w16 w16cex w16sdtdh w16sdtfl w16du wp14">
   <w:p>
     <w:pPr>
-      <w:pStyle w:val="Footer"/>
-      <w:jc w:val="center"/>
+      <w:pBdr>
+        <w:top w:val="single" w:sz="6" w:space="6" w:color="C4CED8"/>
+      </w:pBdr>
     </w:pPr>
     <w:r>
       <w:rPr>
-        <w:rFonts w:ascii="Arial" w:hAnsi="Arial" w:eastAsia="Arial" w:cs="Arial"/>
-        <w:b w:val="0"/>
-        <w:color w:val="59636E"/>
-        <w:sz w:val="18"/>
-      </w:rPr>
-      <w:t xml:space="preserve">Pagina </w:t>
+        <w:noProof/>
+      </w:rPr>
+      <w:drawing>
+        <wp:anchor distT="0" distB="0" distL="114300" distR="114300" simplePos="0" relativeHeight="251659264" behindDoc="0" locked="0" layoutInCell="1" allowOverlap="1" wp14:anchorId="4A8142CD" wp14:editId="6CB4EA88">
+          <wp:simplePos x="0" y="0"/>
+          <wp:positionH relativeFrom="column">
+            <wp:posOffset>5527362</wp:posOffset>
+          </wp:positionH>
+          <wp:positionV relativeFrom="paragraph">
+            <wp:posOffset>66098</wp:posOffset>
+          </wp:positionV>
+          <wp:extent cx="1272540" cy="484505"/>
+          <wp:effectExtent l="0" t="0" r="3810" b="0"/>
+          <wp:wrapSquare wrapText="bothSides"/>
+          <wp:docPr id="1206673644" name="Afbeelding 7"/>
+          <wp:cNvGraphicFramePr>
+            <a:graphicFrameLocks xmlns:a="http://schemas.openxmlformats.org/drawingml/2006/main" noChangeAspect="1"/>
+          </wp:cNvGraphicFramePr>
+          <a:graphic xmlns:a="http://schemas.openxmlformats.org/drawingml/2006/main">
+            <a:graphicData uri="http://schemas.openxmlformats.org/drawingml/2006/picture">
+              <pic:pic xmlns:pic="http://schemas.openxmlformats.org/drawingml/2006/picture">
+                <pic:nvPicPr>
+                  <pic:cNvPr id="1340115081" name="Afbeelding 1340115081"/>
+                  <pic:cNvPicPr/>
+                </pic:nvPicPr>
+                <pic:blipFill rotWithShape="1">
+                  <a:blip r:embed="rIdTplImgC">
+                    <a:extLst>
+                      <a:ext uri="{28A0092B-C50C-407E-A947-70E740481C1C}">
+                        <a14:useLocalDpi xmlns:a14="http://schemas.microsoft.com/office/drawing/2010/main" val="0"/>
+                      </a:ext>
+                    </a:extLst>
+                  </a:blip>
+                  <a:srcRect l="8409" t="28983" b="36048"/>
+                  <a:stretch>
+                    <a:fillRect/>
+                  </a:stretch>
+                </pic:blipFill>
+                <pic:spPr bwMode="auto">
+                  <a:xfrm>
+                    <a:off x="0" y="0"/>
+                    <a:ext cx="1272540" cy="484505"/>
+                  </a:xfrm>
+                  <a:prstGeom prst="rect">
+                    <a:avLst/>
+                  </a:prstGeom>
+                  <a:ln>
+                    <a:noFill/>
+                  </a:ln>
+                  <a:extLst>
+                    <a:ext uri="{53640926-AAD7-44D8-BBD7-CCE9431645EC}">
+                      <a14:shadowObscured xmlns:a14="http://schemas.microsoft.com/office/drawing/2010/main"/>
+                    </a:ext>
+                  </a:extLst>
+                </pic:spPr>
+              </pic:pic>
+            </a:graphicData>
+          </a:graphic>
+          <wp14:sizeRelH relativeFrom="page">
+            <wp14:pctWidth>0</wp14:pctWidth>
+          </wp14:sizeRelH>
+          <wp14:sizeRelV relativeFrom="page">
+            <wp14:pctHeight>0</wp14:pctHeight>
+          </wp14:sizeRelV>
+        </wp:anchor>
+      </w:drawing>
     </w:r>
     <w:r>
       <w:rPr>
-        <w:rFonts w:ascii="Arial" w:hAnsi="Arial" w:eastAsia="Arial" w:cs="Arial"/>
-        <w:b w:val="0"/>
         <w:color w:val="59636E"/>
-        <w:sz w:val="18"/>
+        <w:sz w:val="16"/>
+        <w:szCs w:val="16"/>
+      </w:rPr>
+      <w:t>PARADISE-</w:t>
+    </w:r>
+    <w:proofErr w:type="gramStart"/>
+    <w:r>
+      <w:rPr>
+        <w:color w:val="59636E"/>
+        <w:sz w:val="16"/>
+        <w:szCs w:val="16"/>
+      </w:rPr>
+      <w:t>studie  ·</w:t>
+    </w:r>
+    <w:proofErr w:type="gramEnd"/>
+    <w:r>
+      <w:rPr>
+        <w:color w:val="59636E"/>
+        <w:sz w:val="16"/>
+        <w:szCs w:val="16"/>
+      </w:rPr>
+      <w:t xml:space="preserve">  eCRF 25b: Werkinstructie Orthotimer (SOP) </w:t>
+    </w:r>
+    <w:proofErr w:type="gramStart"/>
+    <w:r>
+      <w:rPr>
+        <w:color w:val="59636E"/>
+        <w:sz w:val="16"/>
+        <w:szCs w:val="16"/>
+      </w:rPr>
+      <w:t>·</w:t>
+    </w:r>
+    <w:proofErr w:type="gramEnd"/>
+    <w:r>
+      <w:rPr>
+        <w:color w:val="59636E"/>
+        <w:sz w:val="16"/>
+        <w:szCs w:val="16"/>
+      </w:rPr>
+      <w:t xml:space="preserve">  Versie </w:t>
+    </w:r>
+    <w:proofErr w:type="gramStart"/>
+    <w:r>
+      <w:rPr>
+        <w:i/>
+        <w:iCs/>
+        <w:color w:val="59636E"/>
+        <w:sz w:val="16"/>
+        <w:szCs w:val="16"/>
+      </w:rPr>
+      <w:t xml:space="preserve">[ </w:t>
+    </w:r>
+    <w:r>
+      <w:rPr>
+        <w:i/>
+        <w:iCs/>
+        <w:color w:val="59636E"/>
+        <w:sz w:val="16"/>
+        <w:szCs w:val="16"/>
+      </w:rPr>
+      <w:t>1.0</w:t>
+    </w:r>
+    <w:proofErr w:type="gramEnd"/>
+    <w:r>
+      <w:rPr>
+        <w:i/>
+        <w:iCs/>
+        <w:color w:val="59636E"/>
+        <w:sz w:val="16"/>
+        <w:szCs w:val="16"/>
+      </w:rPr>
+      <w:t xml:space="preserve"> </w:t>
+    </w:r>
+    <w:proofErr w:type="gramStart"/>
+    <w:r>
+      <w:rPr>
+        <w:i/>
+        <w:iCs/>
+        <w:color w:val="59636E"/>
+        <w:sz w:val="16"/>
+        <w:szCs w:val="16"/>
+      </w:rPr>
+      <w:t>]</w:t>
+    </w:r>
+    <w:r>
+      <w:rPr>
+        <w:color w:val="59636E"/>
+        <w:sz w:val="16"/>
+        <w:szCs w:val="16"/>
+      </w:rPr>
+      <w:t xml:space="preserve">  ·</w:t>
+    </w:r>
+    <w:proofErr w:type="gramEnd"/>
+    <w:r>
+      <w:rPr>
+        <w:color w:val="59636E"/>
+        <w:sz w:val="16"/>
+        <w:szCs w:val="16"/>
+      </w:rPr>
+      <w:t xml:space="preserve">  </w:t>
+    </w:r>
+    <w:proofErr w:type="gramStart"/>
+    <w:r>
+      <w:rPr>
+        <w:i/>
+        <w:iCs/>
+        <w:color w:val="59636E"/>
+        <w:sz w:val="16"/>
+        <w:szCs w:val="16"/>
+      </w:rPr>
+      <w:t xml:space="preserve">[ </w:t>
+    </w:r>
+    <w:r>
+      <w:rPr>
+        <w:i/>
+        <w:iCs/>
+        <w:color w:val="59636E"/>
+        <w:sz w:val="16"/>
+        <w:szCs w:val="16"/>
+      </w:rPr>
+      <w:t>27</w:t>
+    </w:r>
+    <w:proofErr w:type="gramEnd"/>
+    <w:r>
+      <w:rPr>
+        <w:i/>
+        <w:iCs/>
+        <w:color w:val="59636E"/>
+        <w:sz w:val="16"/>
+        <w:szCs w:val="16"/>
+      </w:rPr>
+      <w:t>/07/</w:t>
+    </w:r>
+    <w:proofErr w:type="gramStart"/>
+    <w:r>
+      <w:rPr>
+        <w:i/>
+        <w:iCs/>
+        <w:color w:val="59636E"/>
+        <w:sz w:val="16"/>
+        <w:szCs w:val="16"/>
+      </w:rPr>
+      <w:t>2026</w:t>
+    </w:r>
+    <w:r>
+      <w:rPr>
+        <w:i/>
+        <w:iCs/>
+        <w:color w:val="59636E"/>
+        <w:sz w:val="16"/>
+        <w:szCs w:val="16"/>
+      </w:rPr>
+      <w:t xml:space="preserve"> ]</w:t>
+    </w:r>
+    <w:proofErr w:type="gramEnd"/>
+    <w:r>
+      <w:rPr>
+        <w:color w:val="59636E"/>
+        <w:sz w:val="16"/>
+        <w:szCs w:val="16"/>
+      </w:rPr>
+      <w:t xml:space="preserve">  </w:t>
+    </w:r>
+    <w:proofErr w:type="gramStart"/>
+    <w:r>
+      <w:rPr>
+        <w:color w:val="59636E"/>
+        <w:sz w:val="16"/>
+        <w:szCs w:val="16"/>
+      </w:rPr>
+      <w:t>·  Pagina</w:t>
+    </w:r>
+    <w:proofErr w:type="gramEnd"/>
+    <w:r>
+      <w:rPr>
+        <w:color w:val="59636E"/>
+        <w:sz w:val="16"/>
+        <w:szCs w:val="16"/>
+      </w:rPr>
+      <w:t xml:space="preserve"> </w:t>
+    </w:r>
+    <w:r>
+      <w:rPr>
+        <w:color w:val="59636E"/>
+        <w:sz w:val="16"/>
+        <w:szCs w:val="16"/>
       </w:rPr>
       <w:fldChar w:fldCharType="begin"/>
     </w:r>
     <w:r>
       <w:rPr>
-        <w:rFonts w:ascii="Arial" w:hAnsi="Arial" w:eastAsia="Arial" w:cs="Arial"/>
-        <w:b w:val="0"/>
         <w:color w:val="59636E"/>
-        <w:sz w:val="18"/>
-      </w:rPr>
-      <w:instrText xml:space="preserve"> PAGE </w:instrText>
+        <w:sz w:val="16"/>
+        <w:szCs w:val="16"/>
+      </w:rPr>
+      <w:instrText>PAGE</w:instrText>
     </w:r>
     <w:r>
       <w:rPr>
-        <w:rFonts w:ascii="Arial" w:hAnsi="Arial" w:eastAsia="Arial" w:cs="Arial"/>
-        <w:b w:val="0"/>
         <w:color w:val="59636E"/>
-        <w:sz w:val="18"/>
+        <w:sz w:val="16"/>
+        <w:szCs w:val="16"/>
       </w:rPr>
       <w:fldChar w:fldCharType="separate"/>
     </w:r>
     <w:r>
       <w:rPr>
-        <w:rFonts w:ascii="Arial" w:hAnsi="Arial" w:eastAsia="Arial" w:cs="Arial"/>
-        <w:b w:val="0"/>
+        <w:noProof/>
         <w:color w:val="59636E"/>
-        <w:sz w:val="18"/>
+        <w:sz w:val="16"/>
+        <w:szCs w:val="16"/>
       </w:rPr>
       <w:t>1</w:t>
     </w:r>
     <w:r>
       <w:rPr>
-        <w:rFonts w:ascii="Arial" w:hAnsi="Arial" w:eastAsia="Arial" w:cs="Arial"/>
-        <w:b w:val="0"/>
         <w:color w:val="59636E"/>
-        <w:sz w:val="18"/>
+        <w:sz w:val="16"/>
+        <w:szCs w:val="16"/>
       </w:rPr>
       <w:fldChar w:fldCharType="end"/>
     </w:r>
     <w:r>
       <w:rPr>
-        <w:rFonts w:ascii="Arial" w:hAnsi="Arial" w:eastAsia="Arial" w:cs="Arial"/>
-        <w:b w:val="0"/>
         <w:color w:val="59636E"/>
-        <w:sz w:val="18"/>
+        <w:sz w:val="16"/>
+        <w:szCs w:val="16"/>
       </w:rPr>
       <w:t xml:space="preserve"> van </w:t>
     </w:r>
     <w:r>
       <w:rPr>
-        <w:rFonts w:ascii="Arial" w:hAnsi="Arial" w:eastAsia="Arial" w:cs="Arial"/>
-        <w:b w:val="0"/>
         <w:color w:val="59636E"/>
-        <w:sz w:val="18"/>
+        <w:sz w:val="16"/>
+        <w:szCs w:val="16"/>
       </w:rPr>
       <w:fldChar w:fldCharType="begin"/>
     </w:r>
     <w:r>
       <w:rPr>
-        <w:rFonts w:ascii="Arial" w:hAnsi="Arial" w:eastAsia="Arial" w:cs="Arial"/>
-        <w:b w:val="0"/>
         <w:color w:val="59636E"/>
-        <w:sz w:val="18"/>
-      </w:rPr>
-      <w:instrText xml:space="preserve"> NUMPAGES </w:instrText>
+        <w:sz w:val="16"/>
+        <w:szCs w:val="16"/>
+      </w:rPr>
+      <w:instrText>NUMPAGES</w:instrText>
     </w:r>
     <w:r>
       <w:rPr>
-        <w:rFonts w:ascii="Arial" w:hAnsi="Arial" w:eastAsia="Arial" w:cs="Arial"/>
-        <w:b w:val="0"/>
         <w:color w:val="59636E"/>
-        <w:sz w:val="18"/>
+        <w:sz w:val="16"/>
+        <w:szCs w:val="16"/>
       </w:rPr>
       <w:fldChar w:fldCharType="separate"/>
     </w:r>
     <w:r>
       <w:rPr>
-        <w:rFonts w:ascii="Arial" w:hAnsi="Arial" w:eastAsia="Arial" w:cs="Arial"/>
-        <w:b w:val="0"/>
+        <w:noProof/>
         <w:color w:val="59636E"/>
-        <w:sz w:val="18"/>
-      </w:rPr>
-      <w:t>1</w:t>
+        <w:sz w:val="16"/>
+        <w:szCs w:val="16"/>
+      </w:rPr>
+      <w:t>2</w:t>
     </w:r>
     <w:r>
       <w:rPr>
-        <w:rFonts w:ascii="Arial" w:hAnsi="Arial" w:eastAsia="Arial" w:cs="Arial"/>
-        <w:b w:val="0"/>
         <w:color w:val="59636E"/>
-        <w:sz w:val="18"/>
+        <w:sz w:val="16"/>
+        <w:szCs w:val="16"/>
       </w:rPr>
       <w:fldChar w:fldCharType="end"/>
     </w:r>
@@ -1536,20 +1772,130 @@
 </file>
 
 <file path=word/header1.xml><?xml version="1.0" encoding="utf-8"?>
-<w:hdr xmlns:m="http://schemas.openxmlformats.org/officeDocument/2006/math" xmlns:mc="http://schemas.openxmlformats.org/markup-compatibility/2006" xmlns:mo="http://schemas.microsoft.com/office/mac/office/2008/main" xmlns:mv="urn:schemas-microsoft-com:mac:vml" xmlns:o="urn:schemas-microsoft-com:office:office" xmlns:r="http://schemas.openxmlformats.org/officeDocument/2006/relationships" xmlns:v="urn:schemas-microsoft-com:vml" xmlns:w10="urn:schemas-microsoft-com:office:word" xmlns:w14="http://schemas.microsoft.com/office/word/2010/wordml" xmlns:w="http://schemas.openxmlformats.org/wordprocessingml/2006/main" xmlns:wne="http://schemas.microsoft.com/office/word/2006/wordml" xmlns:wp14="http://schemas.microsoft.com/office/word/2010/wordprocessingDrawing" xmlns:wp="http://schemas.openxmlformats.org/drawingml/2006/wordprocessingDrawing" xmlns:wpc="http://schemas.microsoft.com/office/word/2010/wordprocessingCanvas" xmlns:wpg="http://schemas.microsoft.com/office/word/2010/wordprocessingGroup" xmlns:wpi="http://schemas.microsoft.com/office/word/2010/wordprocessingInk" xmlns:wps="http://schemas.microsoft.com/office/word/2010/wordprocessingShape" mc:Ignorable="w14 wp14">
+<w:hdr xmlns:wpc="http://schemas.microsoft.com/office/word/2010/wordprocessingCanvas" xmlns:cx="http://schemas.microsoft.com/office/drawing/2014/chartex" xmlns:cx1="http://schemas.microsoft.com/office/drawing/2015/9/8/chartex" xmlns:cx2="http://schemas.microsoft.com/office/drawing/2015/10/21/chartex" xmlns:cx3="http://schemas.microsoft.com/office/drawing/2016/5/9/chartex" xmlns:cx4="http://schemas.microsoft.com/office/drawing/2016/5/10/chartex" xmlns:cx5="http://schemas.microsoft.com/office/drawing/2016/5/11/chartex" xmlns:cx6="http://schemas.microsoft.com/office/drawing/2016/5/12/chartex" xmlns:cx7="http://schemas.microsoft.com/office/drawing/2016/5/13/chartex" xmlns:cx8="http://schemas.microsoft.com/office/drawing/2016/5/14/chartex" xmlns:mc="http://schemas.openxmlformats.org/markup-compatibility/2006" xmlns:aink="http://schemas.microsoft.com/office/drawing/2016/ink" xmlns:am3d="http://schemas.microsoft.com/office/drawing/2017/model3d" xmlns:o="urn:schemas-microsoft-com:office:office" xmlns:oel="http://schemas.microsoft.com/office/2019/extlst" xmlns:r="http://schemas.openxmlformats.org/officeDocument/2006/relationships" xmlns:m="http://schemas.openxmlformats.org/officeDocument/2006/math" xmlns:v="urn:schemas-microsoft-com:vml" xmlns:wp14="http://schemas.microsoft.com/office/word/2010/wordprocessingDrawing" xmlns:wp="http://schemas.openxmlformats.org/drawingml/2006/wordprocessingDrawing" xmlns:w10="urn:schemas-microsoft-com:office:word" xmlns:w="http://schemas.openxmlformats.org/wordprocessingml/2006/main" xmlns:w14="http://schemas.microsoft.com/office/word/2010/wordml" xmlns:w15="http://schemas.microsoft.com/office/word/2012/wordml" xmlns:w16cex="http://schemas.microsoft.com/office/word/2018/wordml/cex" xmlns:w16cid="http://schemas.microsoft.com/office/word/2016/wordml/cid" xmlns:w16="http://schemas.microsoft.com/office/word/2018/wordml" xmlns:w16du="http://schemas.microsoft.com/office/word/2023/wordml/word16du" xmlns:w16sdtdh="http://schemas.microsoft.com/office/word/2020/wordml/sdtdatahash" xmlns:w16sdtfl="http://schemas.microsoft.com/office/word/2024/wordml/sdtformatlock" xmlns:w16se="http://schemas.microsoft.com/office/word/2015/wordml/symex" xmlns:wpg="http://schemas.microsoft.com/office/word/2010/wordprocessingGroup" xmlns:wpi="http://schemas.microsoft.com/office/word/2010/wordprocessingInk" xmlns:wne="http://schemas.microsoft.com/office/word/2006/wordml" xmlns:wps="http://schemas.microsoft.com/office/word/2010/wordprocessingShape" mc:Ignorable="w14 w15 w16se w16cid w16 w16cex w16sdtdh w16sdtfl w16du wp14">
   <w:p>
     <w:pPr>
-      <w:pStyle w:val="Header"/>
-      <w:jc w:val="left"/>
+      <w:pStyle w:val="Koptekst"/>
+      <w:jc w:val="right"/>
     </w:pPr>
     <w:r>
       <w:rPr>
-        <w:rFonts w:ascii="Arial" w:hAnsi="Arial" w:eastAsia="Arial" w:cs="Arial"/>
-        <w:b w:val="0"/>
-        <w:color w:val="59636E"/>
-        <w:sz w:val="18"/>
-      </w:rPr>
-      <w:t>PARADISE (S71769) — eCRF 25b: Werkinstructie Orthotimer (SOP)</w:t>
+        <w:noProof/>
+      </w:rPr>
+      <w:drawing>
+        <wp:anchor distT="0" distB="0" distL="114300" distR="114300" simplePos="0" relativeHeight="251658240" behindDoc="1" locked="0" layoutInCell="1" allowOverlap="1" wp14:anchorId="755D2A89" wp14:editId="42F71064">
+          <wp:simplePos x="0" y="0"/>
+          <wp:positionH relativeFrom="margin">
+            <wp:align>left</wp:align>
+          </wp:positionH>
+          <wp:positionV relativeFrom="paragraph">
+            <wp:posOffset>-20955</wp:posOffset>
+          </wp:positionV>
+          <wp:extent cx="1615079" cy="720000"/>
+          <wp:effectExtent l="0" t="0" r="0" b="0"/>
+          <wp:wrapTight wrapText="bothSides">
+            <wp:wrapPolygon edited="0">
+              <wp:start x="510" y="1716"/>
+              <wp:lineTo x="255" y="5719"/>
+              <wp:lineTo x="764" y="20018"/>
+              <wp:lineTo x="8664" y="20018"/>
+              <wp:lineTo x="13250" y="18874"/>
+              <wp:lineTo x="20895" y="14298"/>
+              <wp:lineTo x="20895" y="9151"/>
+              <wp:lineTo x="14015" y="4004"/>
+              <wp:lineTo x="8664" y="1716"/>
+              <wp:lineTo x="510" y="1716"/>
+            </wp:wrapPolygon>
+          </wp:wrapTight>
+          <wp:docPr id="1820294796" name="Afbeelding 5"/>
+          <wp:cNvGraphicFramePr>
+            <a:graphicFrameLocks xmlns:a="http://schemas.openxmlformats.org/drawingml/2006/main" noChangeAspect="1"/>
+          </wp:cNvGraphicFramePr>
+          <a:graphic xmlns:a="http://schemas.openxmlformats.org/drawingml/2006/main">
+            <a:graphicData uri="http://schemas.openxmlformats.org/drawingml/2006/picture">
+              <pic:pic xmlns:pic="http://schemas.openxmlformats.org/drawingml/2006/picture">
+                <pic:nvPicPr>
+                  <pic:cNvPr id="1820294796" name="Afbeelding 1820294796"/>
+                  <pic:cNvPicPr/>
+                </pic:nvPicPr>
+                <pic:blipFill>
+                  <a:blip r:embed="rIdTplImgA">
+                    <a:extLst>
+                      <a:ext uri="{28A0092B-C50C-407E-A947-70E740481C1C}">
+                        <a14:useLocalDpi xmlns:a14="http://schemas.microsoft.com/office/drawing/2010/main" val="0"/>
+                      </a:ext>
+                    </a:extLst>
+                  </a:blip>
+                  <a:stretch>
+                    <a:fillRect/>
+                  </a:stretch>
+                </pic:blipFill>
+                <pic:spPr>
+                  <a:xfrm>
+                    <a:off x="0" y="0"/>
+                    <a:ext cx="1615079" cy="720000"/>
+                  </a:xfrm>
+                  <a:prstGeom prst="rect">
+                    <a:avLst/>
+                  </a:prstGeom>
+                </pic:spPr>
+              </pic:pic>
+            </a:graphicData>
+          </a:graphic>
+          <wp14:sizeRelH relativeFrom="page">
+            <wp14:pctWidth>0</wp14:pctWidth>
+          </wp14:sizeRelH>
+          <wp14:sizeRelV relativeFrom="page">
+            <wp14:pctHeight>0</wp14:pctHeight>
+          </wp14:sizeRelV>
+        </wp:anchor>
+      </w:drawing>
+    </w:r>
+    <w:r>
+      <w:rPr>
+        <w:noProof/>
+      </w:rPr>
+      <w:drawing>
+        <wp:inline distT="0" distB="0" distL="0" distR="0" wp14:anchorId="4E8F3C53" wp14:editId="680A2799">
+          <wp:extent cx="2525825" cy="720000"/>
+          <wp:effectExtent l="0" t="0" r="0" b="4445"/>
+          <wp:docPr id="328170997" name="Afbeelding 6"/>
+          <wp:cNvGraphicFramePr>
+            <a:graphicFrameLocks xmlns:a="http://schemas.openxmlformats.org/drawingml/2006/main" noChangeAspect="1"/>
+          </wp:cNvGraphicFramePr>
+          <a:graphic xmlns:a="http://schemas.openxmlformats.org/drawingml/2006/main">
+            <a:graphicData uri="http://schemas.openxmlformats.org/drawingml/2006/picture">
+              <pic:pic xmlns:pic="http://schemas.openxmlformats.org/drawingml/2006/picture">
+                <pic:nvPicPr>
+                  <pic:cNvPr id="328170997" name="Afbeelding 328170997"/>
+                  <pic:cNvPicPr/>
+                </pic:nvPicPr>
+                <pic:blipFill>
+                  <a:blip r:embed="rIdTplImgB">
+                    <a:extLst>
+                      <a:ext uri="{28A0092B-C50C-407E-A947-70E740481C1C}">
+                        <a14:useLocalDpi xmlns:a14="http://schemas.microsoft.com/office/drawing/2010/main" val="0"/>
+                      </a:ext>
+                    </a:extLst>
+                  </a:blip>
+                  <a:stretch>
+                    <a:fillRect/>
+                  </a:stretch>
+                </pic:blipFill>
+                <pic:spPr>
+                  <a:xfrm>
+                    <a:off x="0" y="0"/>
+                    <a:ext cx="2525825" cy="720000"/>
+                  </a:xfrm>
+                  <a:prstGeom prst="rect">
+                    <a:avLst/>
+                  </a:prstGeom>
+                </pic:spPr>
+              </pic:pic>
+            </a:graphicData>
+          </a:graphic>
+        </wp:inline>
+      </w:drawing>
     </w:r>
   </w:p>
 </w:hdr>

--- a/(e)CRF/Per visite/V6 - Opvolgvisite/25b_Werkinstructie Orthotimer (SOP).docx
+++ b/(e)CRF/Per visite/V6 - Opvolgvisite/25b_Werkinstructie Orthotimer (SOP).docx
@@ -1432,7 +1432,7 @@
         <wp:anchor distT="0" distB="0" distL="114300" distR="114300" simplePos="0" relativeHeight="251659264" behindDoc="0" locked="0" layoutInCell="1" allowOverlap="1" wp14:anchorId="4A8142CD" wp14:editId="6CB4EA88">
           <wp:simplePos x="0" y="0"/>
           <wp:positionH relativeFrom="column">
-            <wp:posOffset>5527362</wp:posOffset>
+            <wp:posOffset>5351825</wp:posOffset>
           </wp:positionH>
           <wp:positionV relativeFrom="paragraph">
             <wp:posOffset>66098</wp:posOffset>

--- a/(e)CRF/Per visite/V6 - Opvolgvisite/25b_Werkinstructie Orthotimer (SOP).docx
+++ b/(e)CRF/Per visite/V6 - Opvolgvisite/25b_Werkinstructie Orthotimer (SOP).docx
@@ -1,11 +1,216 @@
 
 <file path=word/document.xml><?xml version="1.0" encoding="utf-8"?>
-<w:document xmlns:wpc="http://schemas.microsoft.com/office/word/2010/wordprocessingCanvas" xmlns:cx="http://schemas.microsoft.com/office/drawing/2014/chartex" xmlns:cx1="http://schemas.microsoft.com/office/drawing/2015/9/8/chartex" xmlns:cx2="http://schemas.microsoft.com/office/drawing/2015/10/21/chartex" xmlns:cx3="http://schemas.microsoft.com/office/drawing/2016/5/9/chartex" xmlns:cx4="http://schemas.microsoft.com/office/drawing/2016/5/10/chartex" xmlns:cx5="http://schemas.microsoft.com/office/drawing/2016/5/11/chartex" xmlns:cx6="http://schemas.microsoft.com/office/drawing/2016/5/12/chartex" xmlns:cx7="http://schemas.microsoft.com/office/drawing/2016/5/13/chartex" xmlns:cx8="http://schemas.microsoft.com/office/drawing/2016/5/14/chartex" xmlns:mc="http://schemas.openxmlformats.org/markup-compatibility/2006" xmlns:aink="http://schemas.microsoft.com/office/drawing/2016/ink" xmlns:am3d="http://schemas.microsoft.com/office/drawing/2017/model3d" xmlns:o="urn:schemas-microsoft-com:office:office" xmlns:oel="http://schemas.microsoft.com/office/2019/extlst" xmlns:r="http://schemas.openxmlformats.org/officeDocument/2006/relationships" xmlns:m="http://schemas.openxmlformats.org/officeDocument/2006/math" xmlns:v="urn:schemas-microsoft-com:vml" xmlns:wp14="http://schemas.microsoft.com/office/word/2010/wordprocessingDrawing" xmlns:wp="http://schemas.openxmlformats.org/drawingml/2006/wordprocessingDrawing" xmlns:w10="urn:schemas-microsoft-com:office:word" xmlns:w="http://schemas.openxmlformats.org/wordprocessingml/2006/main" xmlns:w14="http://schemas.microsoft.com/office/word/2010/wordml" xmlns:w15="http://schemas.microsoft.com/office/word/2012/wordml" xmlns:w16cex="http://schemas.microsoft.com/office/word/2018/wordml/cex" xmlns:w16cid="http://schemas.microsoft.com/office/word/2016/wordml/cid" xmlns:w16="http://schemas.microsoft.com/office/word/2018/wordml" xmlns:w16du="http://schemas.microsoft.com/office/word/2023/wordml/word16du" xmlns:w16sdtdh="http://schemas.microsoft.com/office/word/2020/wordml/sdtdatahash" xmlns:w16sdtfl="http://schemas.microsoft.com/office/word/2024/wordml/sdtformatlock" xmlns:w16se="http://schemas.microsoft.com/office/word/2015/wordml/symex" xmlns:wpg="http://schemas.microsoft.com/office/word/2010/wordprocessingGroup" xmlns:wpi="http://schemas.microsoft.com/office/word/2010/wordprocessingInk" xmlns:wne="http://schemas.microsoft.com/office/word/2006/wordml" xmlns:wps="http://schemas.microsoft.com/office/word/2010/wordprocessingShape" xmlns:a="http://schemas.openxmlformats.org/drawingml/2006/main" xmlns:pic="http://schemas.openxmlformats.org/drawingml/2006/picture" xmlns:a14="http://schemas.microsoft.com/office/drawing/2010/main" mc:Ignorable="w14 w15 w16se w16cid w16 w16cex w16sdtdh w16sdtfl w16du wp14">
+<w:document xmlns:wpc="http://schemas.microsoft.com/office/word/2010/wordprocessingCanvas" xmlns:cx="http://schemas.microsoft.com/office/drawing/2014/chartex" xmlns:cx1="http://schemas.microsoft.com/office/drawing/2015/9/8/chartex" xmlns:cx2="http://schemas.microsoft.com/office/drawing/2015/10/21/chartex" xmlns:cx3="http://schemas.microsoft.com/office/drawing/2016/5/9/chartex" xmlns:cx4="http://schemas.microsoft.com/office/drawing/2016/5/10/chartex" xmlns:cx5="http://schemas.microsoft.com/office/drawing/2016/5/11/chartex" xmlns:cx6="http://schemas.microsoft.com/office/drawing/2016/5/12/chartex" xmlns:cx7="http://schemas.microsoft.com/office/drawing/2016/5/13/chartex" xmlns:cx8="http://schemas.microsoft.com/office/drawing/2016/5/14/chartex" xmlns:mc="http://schemas.openxmlformats.org/markup-compatibility/2006" xmlns:aink="http://schemas.microsoft.com/office/drawing/2016/ink" xmlns:am3d="http://schemas.microsoft.com/office/drawing/2017/model3d" xmlns:o="urn:schemas-microsoft-com:office:office" xmlns:oel="http://schemas.microsoft.com/office/2019/extlst" xmlns:r="http://schemas.openxmlformats.org/officeDocument/2006/relationships" xmlns:m="http://schemas.openxmlformats.org/officeDocument/2006/math" xmlns:v="urn:schemas-microsoft-com:vml" xmlns:wp14="http://schemas.microsoft.com/office/word/2010/wordprocessingDrawing" xmlns:wp="http://schemas.openxmlformats.org/drawingml/2006/wordprocessingDrawing" xmlns:w10="urn:schemas-microsoft-com:office:word" xmlns:w="http://schemas.openxmlformats.org/wordprocessingml/2006/main" xmlns:w14="http://schemas.microsoft.com/office/word/2010/wordml" xmlns:w15="http://schemas.microsoft.com/office/word/2012/wordml" xmlns:w16cei="http://schemas.microsoft.com/office/word/2026/wordml/cei" xmlns:w16cex="http://schemas.microsoft.com/office/word/2018/wordml/cex" xmlns:w16cid="http://schemas.microsoft.com/office/word/2016/wordml/cid" xmlns:w16="http://schemas.microsoft.com/office/word/2018/wordml" xmlns:w16du="http://schemas.microsoft.com/office/word/2023/wordml/word16du" xmlns:w16sdtdh="http://schemas.microsoft.com/office/word/2020/wordml/sdtdatahash" xmlns:w16sdtfl="http://schemas.microsoft.com/office/word/2024/wordml/sdtformatlock" xmlns:w16se="http://schemas.microsoft.com/office/word/2015/wordml/symex" xmlns:wpg="http://schemas.microsoft.com/office/word/2010/wordprocessingGroup" xmlns:wpi="http://schemas.microsoft.com/office/word/2010/wordprocessingInk" xmlns:wne="http://schemas.microsoft.com/office/word/2006/wordml" xmlns:wps="http://schemas.microsoft.com/office/word/2010/wordprocessingShape" mc:Ignorable="w14 w15 w16se w16cid w16 w16cex w16sdtdh w16sdtfl w16du wp14">
   <w:body>
     <w:p>
-      <w:r>
-        <w:rPr>
-          <w:rFonts w:ascii="Arial" w:hAnsi="Arial" w:eastAsia="Arial" w:cs="Arial"/>
+      <w:pPr>
+        <w:tabs>
+          <w:tab w:val="left" w:leader="underscore" w:pos="8505"/>
+        </w:tabs>
+        <w:spacing w:line="360" w:lineRule="auto"/>
+        <w:rPr>
+          <w:rFonts w:ascii="Calibri" w:hAnsi="Calibri" w:cs="Calibri"/>
+          <w:b/>
+          <w:bCs/>
+          <w:sz w:val="24"/>
+          <w:szCs w:val="24"/>
+          <w:lang w:val="nl-BE"/>
+        </w:rPr>
+      </w:pPr>
+      <w:r>
+        <w:rPr>
+          <w:b/>
+          <w:bCs/>
+          <w:color w:val="123A5F"/>
+          <w:sz w:val="24"/>
+          <w:szCs w:val="24"/>
+        </w:rPr>
+        <w:t>Studie-</w:t>
+      </w:r>
+      <w:proofErr w:type="spellStart"/>
+      <w:r>
+        <w:rPr>
+          <w:b/>
+          <w:bCs/>
+          <w:color w:val="123A5F"/>
+          <w:sz w:val="24"/>
+          <w:szCs w:val="24"/>
+        </w:rPr>
+        <w:t>informatie</w:t>
+      </w:r>
+      <w:proofErr w:type="spellEnd"/>
+    </w:p>
+    <w:p>
+      <w:pPr>
+        <w:numPr>
+          <w:ilvl w:val="0"/>
+          <w:numId w:val="2"/>
+        </w:numPr>
+        <w:tabs>
+          <w:tab w:val="left" w:leader="underscore" w:pos="8505"/>
+        </w:tabs>
+        <w:spacing w:line="360" w:lineRule="auto"/>
+        <w:rPr>
+          <w:rFonts w:ascii="Calibri" w:hAnsi="Calibri" w:cs="Calibri"/>
+        </w:rPr>
+      </w:pPr>
+      <w:r>
+        <w:rPr>
+          <w:color w:val="24303B"/>
+        </w:rPr>
+        <w:t xml:space="preserve">Studie </w:t>
+      </w:r>
+      <w:proofErr w:type="spellStart"/>
+      <w:r>
+        <w:rPr>
+          <w:color w:val="24303B"/>
+        </w:rPr>
+        <w:t>titel</w:t>
+      </w:r>
+      <w:proofErr w:type="spellEnd"/>
+      <w:r>
+        <w:rPr>
+          <w:color w:val="24303B"/>
+        </w:rPr>
+        <w:t>: Towards Pressure-Adherence &amp; Education Driven Service in Diabetic Foot Disease (PARADISE trial)</w:t>
+      </w:r>
+    </w:p>
+    <w:p>
+      <w:pPr>
+        <w:numPr>
+          <w:ilvl w:val="0"/>
+          <w:numId w:val="2"/>
+        </w:numPr>
+        <w:tabs>
+          <w:tab w:val="left" w:leader="underscore" w:pos="8505"/>
+        </w:tabs>
+        <w:spacing w:line="360" w:lineRule="auto"/>
+        <w:rPr>
+          <w:rFonts w:ascii="Calibri" w:hAnsi="Calibri" w:cs="Calibri"/>
+          <w:lang w:val="nl-BE"/>
+        </w:rPr>
+      </w:pPr>
+      <w:proofErr w:type="spellStart"/>
+      <w:r>
+        <w:rPr>
+          <w:color w:val="24303B"/>
+        </w:rPr>
+        <w:t>Protocolnummer</w:t>
+      </w:r>
+      <w:proofErr w:type="spellEnd"/>
+      <w:r>
+        <w:rPr>
+          <w:color w:val="24303B"/>
+        </w:rPr>
+        <w:t>: S71769</w:t>
+      </w:r>
+    </w:p>
+    <w:p>
+      <w:pPr>
+        <w:numPr>
+          <w:ilvl w:val="0"/>
+          <w:numId w:val="2"/>
+        </w:numPr>
+        <w:tabs>
+          <w:tab w:val="left" w:leader="underscore" w:pos="8505"/>
+        </w:tabs>
+        <w:spacing w:line="360" w:lineRule="auto"/>
+        <w:rPr>
+          <w:rFonts w:ascii="Calibri" w:hAnsi="Calibri" w:cs="Calibri"/>
+        </w:rPr>
+      </w:pPr>
+      <w:proofErr w:type="spellStart"/>
+      <w:r>
+        <w:rPr>
+          <w:color w:val="24303B"/>
+        </w:rPr>
+        <w:t>Studielocatie</w:t>
+      </w:r>
+      <w:proofErr w:type="spellEnd"/>
+      <w:r>
+        <w:rPr>
+          <w:color w:val="24303B"/>
+        </w:rPr>
+        <w:t xml:space="preserve">: </w:t>
+      </w:r>
+      <w:r>
+        <w:rPr>
+          <w:color w:val="24303B"/>
+        </w:rPr>
+        <w:tab/>
+      </w:r>
+    </w:p>
+    <w:p>
+      <w:pPr>
+        <w:numPr>
+          <w:ilvl w:val="0"/>
+          <w:numId w:val="2"/>
+        </w:numPr>
+        <w:tabs>
+          <w:tab w:val="left" w:leader="underscore" w:pos="8505"/>
+        </w:tabs>
+        <w:spacing w:line="360" w:lineRule="auto"/>
+        <w:rPr>
+          <w:rFonts w:ascii="Calibri" w:hAnsi="Calibri" w:cs="Calibri"/>
+        </w:rPr>
+      </w:pPr>
+      <w:proofErr w:type="spellStart"/>
+      <w:r>
+        <w:rPr>
+          <w:color w:val="24303B"/>
+        </w:rPr>
+        <w:t>Hoofdonderzoeker</w:t>
+      </w:r>
+      <w:proofErr w:type="spellEnd"/>
+      <w:r>
+        <w:rPr>
+          <w:color w:val="24303B"/>
+        </w:rPr>
+        <w:t xml:space="preserve"> (PI): </w:t>
+      </w:r>
+      <w:r>
+        <w:rPr>
+          <w:color w:val="24303B"/>
+        </w:rPr>
+        <w:tab/>
+      </w:r>
+    </w:p>
+    <w:p>
+      <w:pPr>
+        <w:numPr>
+          <w:ilvl w:val="0"/>
+          <w:numId w:val="2"/>
+        </w:numPr>
+        <w:tabs>
+          <w:tab w:val="left" w:leader="underscore" w:pos="8505"/>
+        </w:tabs>
+        <w:spacing w:line="360" w:lineRule="auto"/>
+        <w:rPr>
+          <w:rFonts w:ascii="Calibri" w:hAnsi="Calibri" w:cs="Calibri"/>
+        </w:rPr>
+      </w:pPr>
+      <w:proofErr w:type="spellStart"/>
+      <w:r>
+        <w:rPr>
+          <w:color w:val="24303B"/>
+        </w:rPr>
+        <w:t>Deelnemerscode</w:t>
+      </w:r>
+      <w:proofErr w:type="spellEnd"/>
+      <w:r>
+        <w:rPr>
+          <w:color w:val="24303B"/>
+        </w:rPr>
+        <w:t xml:space="preserve">: </w:t>
+      </w:r>
+      <w:r>
+        <w:rPr>
+          <w:color w:val="24303B"/>
+        </w:rPr>
+        <w:tab/>
+      </w:r>
+      <w:r>
+        <w:rPr>
           <w:noProof/>
           <w:color w:val="24303B"/>
         </w:rPr>
@@ -41,7 +246,7 @@
                     <pic:cNvPicPr/>
                   </pic:nvPicPr>
                   <pic:blipFill>
-                    <a:blip r:embed="rId5">
+                    <a:blip r:embed="rId10">
                       <a:extLst>
                         <a:ext uri="{28A0092B-C50C-407E-A947-70E740481C1C}">
                           <a14:useLocalDpi xmlns:a14="http://schemas.microsoft.com/office/drawing/2010/main" val="0"/>
@@ -71,7 +276,6 @@
     <w:p>
       <w:r>
         <w:rPr>
-          <w:rFonts w:ascii="Arial" w:hAnsi="Arial" w:eastAsia="Arial" w:cs="Arial"/>
           <w:color w:val="24303B"/>
         </w:rPr>
         <w:t>Figure 1: Start overview</w:t>
@@ -80,7 +284,6 @@
     <w:p>
       <w:r>
         <w:rPr>
-          <w:rFonts w:ascii="Arial" w:hAnsi="Arial" w:eastAsia="Arial" w:cs="Arial"/>
           <w:color w:val="24303B"/>
         </w:rPr>
         <w:t>1. Select ‘Patient’ Management (Figure 1)</w:t>
@@ -89,10 +292,10 @@
     <w:p>
       <w:r>
         <w:rPr>
-          <w:rFonts w:ascii="Arial" w:hAnsi="Arial" w:eastAsia="Arial" w:cs="Arial"/>
           <w:noProof/>
           <w:color w:val="24303B"/>
         </w:rPr>
+        <w:lastRenderedPageBreak/>
         <w:drawing>
           <wp:inline distT="0" distB="0" distL="0" distR="0" wp14:anchorId="605B0B03" wp14:editId="377A4552">
             <wp:extent cx="5760720" cy="4180840"/>
@@ -109,7 +312,7 @@
                     <pic:cNvPicPr/>
                   </pic:nvPicPr>
                   <pic:blipFill>
-                    <a:blip r:embed="rId6"/>
+                    <a:blip r:embed="rId11"/>
                     <a:stretch>
                       <a:fillRect/>
                     </a:stretch>
@@ -133,7 +336,6 @@
     <w:p>
       <w:r>
         <w:rPr>
-          <w:rFonts w:ascii="Arial" w:hAnsi="Arial" w:eastAsia="Arial" w:cs="Arial"/>
           <w:color w:val="24303B"/>
         </w:rPr>
         <w:t>Figure 2: Setup Patient</w:t>
@@ -143,7 +345,6 @@
     <w:p>
       <w:r>
         <w:rPr>
-          <w:rFonts w:ascii="Arial" w:hAnsi="Arial" w:eastAsia="Arial" w:cs="Arial"/>
           <w:color w:val="24303B"/>
         </w:rPr>
         <w:t>2. Select ‘New’</w:t>
@@ -152,23 +353,34 @@
     <w:p>
       <w:r>
         <w:rPr>
-          <w:rFonts w:ascii="Arial" w:hAnsi="Arial" w:eastAsia="Arial" w:cs="Arial"/>
-          <w:color w:val="24303B"/>
-        </w:rPr>
-        <w:t>3. Add ‘First name’ and ‘Last name’: ‘NumberParticipant’ x2 (Figure 2)</w:t>
-      </w:r>
-    </w:p>
-    <w:p>
-      <w:r>
-        <w:rPr>
-          <w:rFonts w:ascii="Arial" w:hAnsi="Arial" w:eastAsia="Arial" w:cs="Arial"/>
+          <w:color w:val="24303B"/>
+        </w:rPr>
+        <w:t>3. Add ‘First name’ and ‘Last name’: ‘</w:t>
+      </w:r>
+      <w:proofErr w:type="spellStart"/>
+      <w:r>
+        <w:rPr>
+          <w:color w:val="24303B"/>
+        </w:rPr>
+        <w:t>NumberParticipant</w:t>
+      </w:r>
+      <w:proofErr w:type="spellEnd"/>
+      <w:r>
+        <w:rPr>
+          <w:color w:val="24303B"/>
+        </w:rPr>
+        <w:t>’ x2 (Figure 2)</w:t>
+      </w:r>
+    </w:p>
+    <w:p>
+      <w:r>
+        <w:rPr>
           <w:color w:val="24303B"/>
         </w:rPr>
         <w:t>4. Add ‘Date of birth’: 1/1/1999’ for everybody (default)</w:t>
       </w:r>
       <w:r>
         <w:rPr>
-          <w:rFonts w:ascii="Arial" w:hAnsi="Arial" w:eastAsia="Arial" w:cs="Arial"/>
           <w:color w:val="24303B"/>
         </w:rPr>
         <w:t xml:space="preserve"> (Figure 2)</w:t>
@@ -177,28 +389,24 @@
     <w:p>
       <w:r>
         <w:rPr>
-          <w:rFonts w:ascii="Arial" w:hAnsi="Arial" w:eastAsia="Arial" w:cs="Arial"/>
           <w:color w:val="24303B"/>
         </w:rPr>
         <w:t>5. Leave ‘Gender’ as is</w:t>
       </w:r>
       <w:r>
         <w:rPr>
-          <w:rFonts w:ascii="Arial" w:hAnsi="Arial" w:eastAsia="Arial" w:cs="Arial"/>
           <w:color w:val="24303B"/>
         </w:rPr>
         <w:t xml:space="preserve"> on ‘Female’</w:t>
       </w:r>
       <w:r>
         <w:rPr>
-          <w:rFonts w:ascii="Arial" w:hAnsi="Arial" w:eastAsia="Arial" w:cs="Arial"/>
           <w:color w:val="24303B"/>
         </w:rPr>
         <w:t xml:space="preserve"> (default)</w:t>
       </w:r>
       <w:r>
         <w:rPr>
-          <w:rFonts w:ascii="Arial" w:hAnsi="Arial" w:eastAsia="Arial" w:cs="Arial"/>
           <w:color w:val="24303B"/>
         </w:rPr>
         <w:t xml:space="preserve"> (Figure 2)</w:t>
@@ -207,42 +415,36 @@
     <w:p>
       <w:r>
         <w:rPr>
-          <w:rFonts w:ascii="Arial" w:hAnsi="Arial" w:eastAsia="Arial" w:cs="Arial"/>
           <w:color w:val="24303B"/>
         </w:rPr>
         <w:t>6. ‘Remark’: ADD ‘DOB</w:t>
       </w:r>
       <w:r>
         <w:rPr>
-          <w:rFonts w:ascii="Arial" w:hAnsi="Arial" w:eastAsia="Arial" w:cs="Arial"/>
           <w:color w:val="24303B"/>
         </w:rPr>
         <w:t xml:space="preserve"> </w:t>
       </w:r>
       <w:r>
         <w:rPr>
-          <w:rFonts w:ascii="Arial" w:hAnsi="Arial" w:eastAsia="Arial" w:cs="Arial"/>
           <w:color w:val="24303B"/>
         </w:rPr>
         <w:t>and Gender are</w:t>
       </w:r>
       <w:r>
         <w:rPr>
-          <w:rFonts w:ascii="Arial" w:hAnsi="Arial" w:eastAsia="Arial" w:cs="Arial"/>
           <w:color w:val="24303B"/>
         </w:rPr>
         <w:t xml:space="preserve"> classified’</w:t>
       </w:r>
       <w:r>
         <w:rPr>
-          <w:rFonts w:ascii="Arial" w:hAnsi="Arial" w:eastAsia="Arial" w:cs="Arial"/>
           <w:color w:val="24303B"/>
         </w:rPr>
         <w:t xml:space="preserve"> </w:t>
       </w:r>
       <w:r>
         <w:rPr>
-          <w:rFonts w:ascii="Arial" w:hAnsi="Arial" w:eastAsia="Arial" w:cs="Arial"/>
           <w:color w:val="24303B"/>
         </w:rPr>
         <w:t>(Figure 2)</w:t>
@@ -251,10 +453,10 @@
     <w:p>
       <w:r>
         <w:rPr>
-          <w:rFonts w:ascii="Arial" w:hAnsi="Arial" w:eastAsia="Arial" w:cs="Arial"/>
           <w:noProof/>
           <w:color w:val="24303B"/>
         </w:rPr>
+        <w:lastRenderedPageBreak/>
         <w:drawing>
           <wp:inline distT="0" distB="0" distL="0" distR="0" wp14:anchorId="7CE56CE9" wp14:editId="5DC2A84B">
             <wp:extent cx="5760720" cy="2677160"/>
@@ -271,7 +473,7 @@
                     <pic:cNvPicPr/>
                   </pic:nvPicPr>
                   <pic:blipFill>
-                    <a:blip r:embed="rId7"/>
+                    <a:blip r:embed="rId12"/>
                     <a:stretch>
                       <a:fillRect/>
                     </a:stretch>
@@ -295,38 +497,26 @@
     <w:p>
       <w:r>
         <w:rPr>
-          <w:rFonts w:ascii="Arial" w:hAnsi="Arial" w:eastAsia="Arial" w:cs="Arial"/>
           <w:color w:val="24303B"/>
         </w:rPr>
         <w:t>Figure 3: Group setup</w:t>
       </w:r>
     </w:p>
     <w:p>
-      <w:pPr>
-        <w:pStyle w:val="Standaard"/>
-        <w:suppressLineNumbers w:val="0"/>
-        <w:bidi w:val="0"/>
-        <w:spacing w:before="0" w:beforeAutospacing="off" w:after="160" w:afterAutospacing="off" w:line="259" w:lineRule="auto"/>
-        <w:ind w:left="0" w:right="0"/>
-        <w:jc w:val="left"/>
-      </w:pPr>
-      <w:r>
-        <w:rPr>
-          <w:rFonts w:ascii="Arial" w:hAnsi="Arial" w:eastAsia="Arial" w:cs="Arial"/>
+      <w:r>
+        <w:rPr>
           <w:color w:val="24303B"/>
         </w:rPr>
         <w:t xml:space="preserve">7. Go to ‘Group’ – ‘New’ and add ‘Name’: </w:t>
       </w:r>
       <w:r>
         <w:rPr>
-          <w:rFonts w:ascii="Arial" w:hAnsi="Arial" w:eastAsia="Arial" w:cs="Arial"/>
           <w:color w:val="24303B"/>
         </w:rPr>
         <w:t>Usual care of Optimal Care</w:t>
       </w:r>
       <w:r>
         <w:rPr>
-          <w:rFonts w:ascii="Arial" w:hAnsi="Arial" w:eastAsia="Arial" w:cs="Arial"/>
           <w:color w:val="24303B"/>
         </w:rPr>
         <w:t xml:space="preserve"> (Once)</w:t>
@@ -335,14 +525,12 @@
     <w:p>
       <w:r>
         <w:rPr>
-          <w:rFonts w:ascii="Arial" w:hAnsi="Arial" w:eastAsia="Arial" w:cs="Arial"/>
           <w:color w:val="24303B"/>
         </w:rPr>
         <w:t xml:space="preserve">8. Select participant – Go to ‘Edit’ roll down – ‘Groups’ – ‘Assign Group’ </w:t>
       </w:r>
       <w:r>
         <w:rPr>
-          <w:rFonts w:ascii="Arial" w:hAnsi="Arial" w:eastAsia="Arial" w:cs="Arial"/>
           <w:color w:val="24303B"/>
         </w:rPr>
         <w:t>(roll down)</w:t>
@@ -351,7 +539,6 @@
     <w:p>
       <w:r>
         <w:rPr>
-          <w:rFonts w:ascii="Arial" w:hAnsi="Arial" w:eastAsia="Arial" w:cs="Arial"/>
           <w:noProof/>
           <w:color w:val="24303B"/>
         </w:rPr>
@@ -371,7 +558,7 @@
                     <pic:cNvPicPr/>
                   </pic:nvPicPr>
                   <pic:blipFill>
-                    <a:blip r:embed="rId8"/>
+                    <a:blip r:embed="rId13"/>
                     <a:stretch>
                       <a:fillRect/>
                     </a:stretch>
@@ -395,7 +582,6 @@
     <w:p>
       <w:r>
         <w:rPr>
-          <w:rFonts w:ascii="Arial" w:hAnsi="Arial" w:eastAsia="Arial" w:cs="Arial"/>
           <w:color w:val="24303B"/>
         </w:rPr>
         <w:t>Figure 4: Settings</w:t>
@@ -404,7 +590,6 @@
     <w:p>
       <w:r>
         <w:rPr>
-          <w:rFonts w:ascii="Arial" w:hAnsi="Arial" w:eastAsia="Arial" w:cs="Arial"/>
           <w:color w:val="24303B"/>
         </w:rPr>
         <w:t>9. Go to ‘Settings’</w:t>
@@ -413,10 +598,10 @@
     <w:p>
       <w:r>
         <w:rPr>
-          <w:rFonts w:ascii="Arial" w:hAnsi="Arial" w:eastAsia="Arial" w:cs="Arial"/>
           <w:noProof/>
           <w:color w:val="24303B"/>
         </w:rPr>
+        <w:lastRenderedPageBreak/>
         <w:drawing>
           <wp:inline distT="0" distB="0" distL="0" distR="0" wp14:anchorId="5E1E84FD" wp14:editId="76633411">
             <wp:extent cx="5760720" cy="3251835"/>
@@ -433,7 +618,7 @@
                     <pic:cNvPicPr/>
                   </pic:nvPicPr>
                   <pic:blipFill>
-                    <a:blip r:embed="rId9"/>
+                    <a:blip r:embed="rId14"/>
                     <a:stretch>
                       <a:fillRect/>
                     </a:stretch>
@@ -457,7 +642,6 @@
     <w:p>
       <w:r>
         <w:rPr>
-          <w:rFonts w:ascii="Arial" w:hAnsi="Arial" w:eastAsia="Arial" w:cs="Arial"/>
           <w:color w:val="24303B"/>
         </w:rPr>
         <w:t>Figure 5: Chips</w:t>
@@ -466,7 +650,6 @@
     <w:p>
       <w:r>
         <w:rPr>
-          <w:rFonts w:ascii="Arial" w:hAnsi="Arial" w:eastAsia="Arial" w:cs="Arial"/>
           <w:color w:val="24303B"/>
         </w:rPr>
         <w:t>10. Go to ‘chips’</w:t>
@@ -475,10 +658,10 @@
     <w:p>
       <w:r>
         <w:rPr>
-          <w:rFonts w:ascii="Arial" w:hAnsi="Arial" w:eastAsia="Arial" w:cs="Arial"/>
           <w:noProof/>
           <w:color w:val="24303B"/>
         </w:rPr>
+        <w:lastRenderedPageBreak/>
         <w:drawing>
           <wp:inline distT="0" distB="0" distL="0" distR="0" wp14:anchorId="3C3420B2" wp14:editId="1089C8E3">
             <wp:extent cx="5723466" cy="4910172"/>
@@ -495,7 +678,7 @@
                     <pic:cNvPicPr/>
                   </pic:nvPicPr>
                   <pic:blipFill>
-                    <a:blip r:embed="rId10"/>
+                    <a:blip r:embed="rId15"/>
                     <a:stretch>
                       <a:fillRect/>
                     </a:stretch>
@@ -519,7 +702,6 @@
     <w:p>
       <w:r>
         <w:rPr>
-          <w:rFonts w:ascii="Arial" w:hAnsi="Arial" w:eastAsia="Arial" w:cs="Arial"/>
           <w:color w:val="24303B"/>
         </w:rPr>
         <w:t>Figure 6: Settings – chips</w:t>
@@ -528,14 +710,12 @@
     <w:p>
       <w:r>
         <w:rPr>
-          <w:rFonts w:ascii="Arial" w:hAnsi="Arial" w:eastAsia="Arial" w:cs="Arial"/>
           <w:color w:val="24303B"/>
         </w:rPr>
         <w:t xml:space="preserve">11. </w:t>
       </w:r>
       <w:r>
         <w:rPr>
-          <w:rFonts w:ascii="Arial" w:hAnsi="Arial" w:eastAsia="Arial" w:cs="Arial"/>
           <w:color w:val="24303B"/>
         </w:rPr>
         <w:t>Settings</w:t>
@@ -551,7 +731,6 @@
       </w:pPr>
       <w:r>
         <w:rPr>
-          <w:rFonts w:ascii="Arial" w:hAnsi="Arial" w:eastAsia="Arial" w:cs="Arial"/>
           <w:color w:val="24303B"/>
         </w:rPr>
         <w:t xml:space="preserve">Unit: ‘Celsius’ </w:t>
@@ -567,7 +746,6 @@
       </w:pPr>
       <w:r>
         <w:rPr>
-          <w:rFonts w:ascii="Arial" w:hAnsi="Arial" w:eastAsia="Arial" w:cs="Arial"/>
           <w:color w:val="24303B"/>
         </w:rPr>
         <w:t xml:space="preserve">Hours/day: ‘8’ (Desired standard wearing time) </w:t>
@@ -583,7 +761,6 @@
       </w:pPr>
       <w:r>
         <w:rPr>
-          <w:rFonts w:ascii="Arial" w:hAnsi="Arial" w:eastAsia="Arial" w:cs="Arial"/>
           <w:color w:val="24303B"/>
         </w:rPr>
         <w:t>Minimum continuous hours: ‘0’ (Default)</w:t>
@@ -599,20 +776,18 @@
       </w:pPr>
       <w:r>
         <w:rPr>
-          <w:rFonts w:ascii="Arial" w:hAnsi="Arial" w:eastAsia="Arial" w:cs="Arial"/>
           <w:color w:val="24303B"/>
         </w:rPr>
         <w:t xml:space="preserve">Temperature range: INSOLE (25 </w:t>
       </w:r>
       <w:r>
         <w:rPr>
-          <w:rFonts w:ascii="Wingdings" w:hAnsi="Wingdings" w:eastAsia="Wingdings" w:cs="Wingdings"/>
+          <w:rFonts w:ascii="Wingdings" w:eastAsia="Wingdings" w:hAnsi="Wingdings" w:cs="Wingdings"/>
         </w:rPr>
         <w:t>à</w:t>
       </w:r>
       <w:r>
         <w:rPr>
-          <w:rFonts w:ascii="Arial" w:hAnsi="Arial" w:eastAsia="Arial" w:cs="Arial"/>
           <w:color w:val="24303B"/>
         </w:rPr>
         <w:t xml:space="preserve"> 38.5)</w:t>
@@ -624,7 +799,6 @@
       </w:pPr>
       <w:r>
         <w:rPr>
-          <w:rFonts w:ascii="Arial" w:hAnsi="Arial" w:eastAsia="Arial" w:cs="Arial"/>
           <w:color w:val="24303B"/>
         </w:rPr>
         <w:t>Remark: can be individualised (not applicable in this clinical trial)</w:t>
@@ -634,10 +808,10 @@
     <w:p>
       <w:r>
         <w:rPr>
-          <w:rFonts w:ascii="Arial" w:hAnsi="Arial" w:eastAsia="Arial" w:cs="Arial"/>
           <w:noProof/>
           <w:color w:val="24303B"/>
         </w:rPr>
+        <w:lastRenderedPageBreak/>
         <w:drawing>
           <wp:inline distT="0" distB="0" distL="0" distR="0" wp14:anchorId="7FEFFC3A" wp14:editId="27F18515">
             <wp:extent cx="5760720" cy="3826510"/>
@@ -654,7 +828,7 @@
                     <pic:cNvPicPr/>
                   </pic:nvPicPr>
                   <pic:blipFill>
-                    <a:blip r:embed="rId11"/>
+                    <a:blip r:embed="rId16"/>
                     <a:stretch>
                       <a:fillRect/>
                     </a:stretch>
@@ -678,7 +852,6 @@
     <w:p>
       <w:r>
         <w:rPr>
-          <w:rFonts w:ascii="Arial" w:hAnsi="Arial" w:eastAsia="Arial" w:cs="Arial"/>
           <w:color w:val="24303B"/>
         </w:rPr>
         <w:t>Figure 7: USB-BT- Pen Reader</w:t>
@@ -688,7 +861,6 @@
     <w:p>
       <w:r>
         <w:rPr>
-          <w:rFonts w:ascii="Arial" w:hAnsi="Arial" w:eastAsia="Arial" w:cs="Arial"/>
           <w:noProof/>
           <w:color w:val="24303B"/>
         </w:rPr>
@@ -708,7 +880,7 @@
                     <pic:cNvPicPr/>
                   </pic:nvPicPr>
                   <pic:blipFill>
-                    <a:blip r:embed="rId12"/>
+                    <a:blip r:embed="rId17"/>
                     <a:stretch>
                       <a:fillRect/>
                     </a:stretch>
@@ -732,7 +904,6 @@
     <w:p>
       <w:r>
         <w:rPr>
-          <w:rFonts w:ascii="Arial" w:hAnsi="Arial" w:eastAsia="Arial" w:cs="Arial"/>
           <w:color w:val="24303B"/>
         </w:rPr>
         <w:t>Figure 8: How to activate the sensor</w:t>
@@ -741,14 +912,12 @@
     <w:p>
       <w:r>
         <w:rPr>
-          <w:rFonts w:ascii="Arial" w:hAnsi="Arial" w:eastAsia="Arial" w:cs="Arial"/>
           <w:color w:val="24303B"/>
         </w:rPr>
         <w:t xml:space="preserve">12. </w:t>
       </w:r>
       <w:r>
         <w:rPr>
-          <w:rFonts w:ascii="Arial" w:hAnsi="Arial" w:eastAsia="Arial" w:cs="Arial"/>
           <w:color w:val="24303B"/>
         </w:rPr>
         <w:t>Press ‘ON’</w:t>
@@ -757,30 +926,41 @@
     <w:p>
       <w:r>
         <w:rPr>
-          <w:rFonts w:ascii="Arial" w:hAnsi="Arial" w:eastAsia="Arial" w:cs="Arial"/>
-          <w:color w:val="24303B"/>
-        </w:rPr>
-        <w:t xml:space="preserve">13. Connect the Pen Reader to a USB port or select the Bluetooth icon (pen needs to be charged) </w:t>
-      </w:r>
-      <w:r>
-        <w:rPr>
-          <w:rFonts w:ascii="Arial" w:hAnsi="Arial" w:eastAsia="Arial" w:cs="Arial"/>
+          <w:color w:val="24303B"/>
+        </w:rPr>
+        <w:lastRenderedPageBreak/>
+        <w:t xml:space="preserve">13. Connect the Pen Reader to a USB port or select the Bluetooth icon (pen needs to be </w:t>
+      </w:r>
+      <w:proofErr w:type="gramStart"/>
+      <w:r>
+        <w:rPr>
+          <w:color w:val="24303B"/>
+        </w:rPr>
+        <w:t xml:space="preserve">charged) </w:t>
+      </w:r>
+      <w:r>
+        <w:rPr>
           <w:color w:val="24303B"/>
         </w:rPr>
         <w:t xml:space="preserve"> </w:t>
       </w:r>
       <w:r>
         <w:rPr>
-          <w:rFonts w:ascii="Arial" w:hAnsi="Arial" w:eastAsia="Arial" w:cs="Arial"/>
-          <w:color w:val="24303B"/>
-        </w:rPr>
-        <w:t>(Figure 7)</w:t>
-      </w:r>
-    </w:p>
-    <w:p>
-      <w:r>
-        <w:rPr>
-          <w:rFonts w:ascii="Arial" w:hAnsi="Arial" w:eastAsia="Arial" w:cs="Arial"/>
+          <w:color w:val="24303B"/>
+        </w:rPr>
+        <w:t>(</w:t>
+      </w:r>
+      <w:proofErr w:type="gramEnd"/>
+      <w:r>
+        <w:rPr>
+          <w:color w:val="24303B"/>
+        </w:rPr>
+        <w:t>Figure 7)</w:t>
+      </w:r>
+    </w:p>
+    <w:p>
+      <w:r>
+        <w:rPr>
           <w:color w:val="24303B"/>
         </w:rPr>
         <w:t>14. Place the tip of the Pen on the sensor: on the ‘O’ of the Orthotimer logo (Green or Orange led lights up)</w:t>
@@ -789,7 +969,6 @@
     <w:p>
       <w:r>
         <w:rPr>
-          <w:rFonts w:ascii="Arial" w:hAnsi="Arial" w:eastAsia="Arial" w:cs="Arial"/>
           <w:color w:val="24303B"/>
         </w:rPr>
         <w:t>15. Open the desktop app</w:t>
@@ -798,7 +977,6 @@
     <w:p>
       <w:r>
         <w:rPr>
-          <w:rFonts w:ascii="Arial" w:hAnsi="Arial" w:eastAsia="Arial" w:cs="Arial"/>
           <w:color w:val="24303B"/>
         </w:rPr>
         <w:t xml:space="preserve">16. Look if there is a connection </w:t>
@@ -807,34 +985,30 @@
     <w:p>
       <w:r>
         <w:rPr>
-          <w:rFonts w:ascii="Arial" w:hAnsi="Arial" w:eastAsia="Arial" w:cs="Arial"/>
           <w:color w:val="24303B"/>
         </w:rPr>
         <w:t xml:space="preserve">17. Touch the sensor with the pen </w:t>
       </w:r>
       <w:r>
         <w:rPr>
-          <w:rFonts w:ascii="Wingdings" w:hAnsi="Wingdings" w:eastAsia="Wingdings" w:cs="Wingdings"/>
+          <w:rFonts w:ascii="Wingdings" w:eastAsia="Wingdings" w:hAnsi="Wingdings" w:cs="Wingdings"/>
         </w:rPr>
         <w:t>è</w:t>
       </w:r>
       <w:r>
         <w:rPr>
-          <w:rFonts w:ascii="Arial" w:hAnsi="Arial" w:eastAsia="Arial" w:cs="Arial"/>
           <w:color w:val="24303B"/>
         </w:rPr>
         <w:t xml:space="preserve"> the red bar changes to green (Sensor ‘</w:t>
       </w:r>
       <w:r>
         <w:rPr>
-          <w:rFonts w:ascii="Arial" w:hAnsi="Arial" w:eastAsia="Arial" w:cs="Arial"/>
           <w:color w:val="24303B"/>
         </w:rPr>
         <w:t>recognized</w:t>
       </w:r>
       <w:r>
         <w:rPr>
-          <w:rFonts w:ascii="Arial" w:hAnsi="Arial" w:eastAsia="Arial" w:cs="Arial"/>
           <w:color w:val="24303B"/>
         </w:rPr>
         <w:t>’)</w:t>
@@ -843,7 +1017,6 @@
     <w:p>
       <w:r>
         <w:rPr>
-          <w:rFonts w:ascii="Arial" w:hAnsi="Arial" w:eastAsia="Arial" w:cs="Arial"/>
           <w:noProof/>
           <w:color w:val="24303B"/>
         </w:rPr>
@@ -863,7 +1036,7 @@
                     <pic:cNvPicPr/>
                   </pic:nvPicPr>
                   <pic:blipFill>
-                    <a:blip r:embed="rId13"/>
+                    <a:blip r:embed="rId18"/>
                     <a:stretch>
                       <a:fillRect/>
                     </a:stretch>
@@ -887,7 +1060,6 @@
     <w:p>
       <w:r>
         <w:rPr>
-          <w:rFonts w:ascii="Arial" w:hAnsi="Arial" w:eastAsia="Arial" w:cs="Arial"/>
           <w:color w:val="24303B"/>
         </w:rPr>
         <w:t>Figure 9: Activation</w:t>
@@ -896,7 +1068,6 @@
     <w:p>
       <w:r>
         <w:rPr>
-          <w:rFonts w:ascii="Arial" w:hAnsi="Arial" w:eastAsia="Arial" w:cs="Arial"/>
           <w:color w:val="24303B"/>
         </w:rPr>
         <w:t>18. Press ‘Activate’ (Figure 9)</w:t>
@@ -905,10 +1076,10 @@
     <w:p>
       <w:r>
         <w:rPr>
-          <w:rFonts w:ascii="Arial" w:hAnsi="Arial" w:eastAsia="Arial" w:cs="Arial"/>
           <w:noProof/>
           <w:color w:val="24303B"/>
         </w:rPr>
+        <w:lastRenderedPageBreak/>
         <w:drawing>
           <wp:inline distT="0" distB="0" distL="0" distR="0" wp14:anchorId="54F59483" wp14:editId="0B348F68">
             <wp:extent cx="3601199" cy="2542117"/>
@@ -925,7 +1096,7 @@
                     <pic:cNvPicPr/>
                   </pic:nvPicPr>
                   <pic:blipFill>
-                    <a:blip r:embed="rId14"/>
+                    <a:blip r:embed="rId19"/>
                     <a:stretch>
                       <a:fillRect/>
                     </a:stretch>
@@ -949,14 +1120,12 @@
     <w:p>
       <w:r>
         <w:rPr>
-          <w:rFonts w:ascii="Arial" w:hAnsi="Arial" w:eastAsia="Arial" w:cs="Arial"/>
           <w:color w:val="24303B"/>
         </w:rPr>
         <w:t xml:space="preserve">Figure 10: </w:t>
       </w:r>
       <w:r>
         <w:rPr>
-          <w:rFonts w:ascii="Arial" w:hAnsi="Arial" w:eastAsia="Arial" w:cs="Arial"/>
           <w:color w:val="24303B"/>
         </w:rPr>
         <w:t>Settings Sensor</w:t>
@@ -965,7 +1134,6 @@
     <w:p>
       <w:r>
         <w:rPr>
-          <w:rFonts w:ascii="Arial" w:hAnsi="Arial" w:eastAsia="Arial" w:cs="Arial"/>
           <w:color w:val="24303B"/>
         </w:rPr>
         <w:t>19. Select Type: ‘Insole’</w:t>
@@ -974,7 +1142,6 @@
     <w:p>
       <w:r>
         <w:rPr>
-          <w:rFonts w:ascii="Arial" w:hAnsi="Arial" w:eastAsia="Arial" w:cs="Arial"/>
           <w:color w:val="24303B"/>
         </w:rPr>
         <w:t>20. Interval: ‘900 seconds’ (15 minutes)</w:t>
@@ -983,7 +1150,6 @@
     <w:p>
       <w:r>
         <w:rPr>
-          <w:rFonts w:ascii="Arial" w:hAnsi="Arial" w:eastAsia="Arial" w:cs="Arial"/>
           <w:noProof/>
           <w:color w:val="24303B"/>
         </w:rPr>
@@ -1003,7 +1169,7 @@
                     <pic:cNvPicPr/>
                   </pic:nvPicPr>
                   <pic:blipFill>
-                    <a:blip r:embed="rId15"/>
+                    <a:blip r:embed="rId20"/>
                     <a:stretch>
                       <a:fillRect/>
                     </a:stretch>
@@ -1027,7 +1193,6 @@
     <w:p>
       <w:r>
         <w:rPr>
-          <w:rFonts w:ascii="Arial" w:hAnsi="Arial" w:eastAsia="Arial" w:cs="Arial"/>
           <w:color w:val="24303B"/>
         </w:rPr>
         <w:t>Figure 11: Remark</w:t>
@@ -1036,7 +1201,6 @@
     <w:p>
       <w:r>
         <w:rPr>
-          <w:rFonts w:ascii="Arial" w:hAnsi="Arial" w:eastAsia="Arial" w:cs="Arial"/>
           <w:color w:val="24303B"/>
         </w:rPr>
         <w:t xml:space="preserve">The sensor is now activated and must perform a test measurement. For the purpose the senor should be removed from reader for a little longer than the measurement interval set. </w:t>
@@ -1045,10 +1209,10 @@
     <w:p>
       <w:r>
         <w:rPr>
-          <w:rFonts w:ascii="Arial" w:hAnsi="Arial" w:eastAsia="Arial" w:cs="Arial"/>
           <w:noProof/>
           <w:color w:val="24303B"/>
         </w:rPr>
+        <w:lastRenderedPageBreak/>
         <w:drawing>
           <wp:inline distT="0" distB="0" distL="0" distR="0" wp14:anchorId="08AB74E6" wp14:editId="0A10626D">
             <wp:extent cx="5760720" cy="4659630"/>
@@ -1065,7 +1229,7 @@
                     <pic:cNvPicPr/>
                   </pic:nvPicPr>
                   <pic:blipFill>
-                    <a:blip r:embed="rId16"/>
+                    <a:blip r:embed="rId21"/>
                     <a:stretch>
                       <a:fillRect/>
                     </a:stretch>
@@ -1089,7 +1253,6 @@
     <w:p>
       <w:r>
         <w:rPr>
-          <w:rFonts w:ascii="Arial" w:hAnsi="Arial" w:eastAsia="Arial" w:cs="Arial"/>
           <w:color w:val="24303B"/>
         </w:rPr>
         <w:t>Figure 12: Test</w:t>
@@ -1098,7 +1261,6 @@
     <w:p>
       <w:r>
         <w:rPr>
-          <w:rFonts w:ascii="Arial" w:hAnsi="Arial" w:eastAsia="Arial" w:cs="Arial"/>
           <w:color w:val="24303B"/>
         </w:rPr>
         <w:t>21. Hold the reader on the sensor and press ‘Test’</w:t>
@@ -1107,7 +1269,6 @@
     <w:p>
       <w:r>
         <w:rPr>
-          <w:rFonts w:ascii="Arial" w:hAnsi="Arial" w:eastAsia="Arial" w:cs="Arial"/>
           <w:color w:val="24303B"/>
         </w:rPr>
         <w:t xml:space="preserve">22. After the first test measurement is downloaded from the senor, a confirmation appears that the test was successful. </w:t>
@@ -1116,10 +1277,10 @@
     <w:p>
       <w:r>
         <w:rPr>
-          <w:rFonts w:ascii="Arial" w:hAnsi="Arial" w:eastAsia="Arial" w:cs="Arial"/>
           <w:noProof/>
           <w:color w:val="24303B"/>
         </w:rPr>
+        <w:lastRenderedPageBreak/>
         <w:drawing>
           <wp:inline distT="0" distB="0" distL="0" distR="0" wp14:anchorId="1A7F669B" wp14:editId="50AAFB00">
             <wp:extent cx="5760720" cy="4671060"/>
@@ -1136,7 +1297,7 @@
                     <pic:cNvPicPr/>
                   </pic:nvPicPr>
                   <pic:blipFill>
-                    <a:blip r:embed="rId17"/>
+                    <a:blip r:embed="rId22"/>
                     <a:stretch>
                       <a:fillRect/>
                     </a:stretch>
@@ -1160,7 +1321,6 @@
     <w:p>
       <w:r>
         <w:rPr>
-          <w:rFonts w:ascii="Arial" w:hAnsi="Arial" w:eastAsia="Arial" w:cs="Arial"/>
           <w:color w:val="24303B"/>
         </w:rPr>
         <w:t>Figure 13: Register</w:t>
@@ -1169,7 +1329,6 @@
     <w:p>
       <w:r>
         <w:rPr>
-          <w:rFonts w:ascii="Arial" w:hAnsi="Arial" w:eastAsia="Arial" w:cs="Arial"/>
           <w:color w:val="24303B"/>
         </w:rPr>
         <w:t xml:space="preserve">23. Now the sensor will be registered and connected to the patient data. Hold the reader to the sensor and click on Register. </w:t>
@@ -1178,7 +1337,6 @@
     <w:p>
       <w:r>
         <w:rPr>
-          <w:rFonts w:ascii="Arial" w:hAnsi="Arial" w:eastAsia="Arial" w:cs="Arial"/>
           <w:color w:val="24303B"/>
         </w:rPr>
         <w:t xml:space="preserve">24. Press ‘Yes’ when assigning to participants. </w:t>
@@ -1187,14 +1345,12 @@
     <w:p>
       <w:r>
         <w:rPr>
-          <w:rFonts w:ascii="Arial" w:hAnsi="Arial" w:eastAsia="Arial" w:cs="Arial"/>
-          <w:color w:val="24303B"/>
-        </w:rPr>
-        <w:t>25. Press the ‘*’ in the right upper corner to register a new participant. If already created, select in the search window  and Press ‘OK’</w:t>
-      </w:r>
-      <w:r>
-        <w:rPr>
-          <w:rFonts w:ascii="Arial" w:hAnsi="Arial" w:eastAsia="Arial" w:cs="Arial"/>
+          <w:color w:val="24303B"/>
+        </w:rPr>
+        <w:t>25. Press the ‘*’ in the right upper corner to register a new participant. If already created, select in the search window and Press ‘OK’</w:t>
+      </w:r>
+      <w:r>
+        <w:rPr>
           <w:color w:val="24303B"/>
         </w:rPr>
         <w:t xml:space="preserve"> (Figure 14)</w:t>
@@ -1203,7 +1359,6 @@
     <w:p>
       <w:r>
         <w:rPr>
-          <w:rFonts w:ascii="Arial" w:hAnsi="Arial" w:eastAsia="Arial" w:cs="Arial"/>
           <w:color w:val="24303B"/>
         </w:rPr>
         <w:t>26. When the registration confirmation appears, click ‘OK’</w:t>
@@ -1212,7 +1367,6 @@
     <w:p>
       <w:r>
         <w:rPr>
-          <w:rFonts w:ascii="Arial" w:hAnsi="Arial" w:eastAsia="Arial" w:cs="Arial"/>
           <w:noProof/>
           <w:color w:val="24303B"/>
         </w:rPr>
@@ -1232,7 +1386,7 @@
                     <pic:cNvPicPr/>
                   </pic:nvPicPr>
                   <pic:blipFill>
-                    <a:blip r:embed="rId18"/>
+                    <a:blip r:embed="rId23"/>
                     <a:stretch>
                       <a:fillRect/>
                     </a:stretch>
@@ -1256,7 +1410,6 @@
     <w:p>
       <w:r>
         <w:rPr>
-          <w:rFonts w:ascii="Arial" w:hAnsi="Arial" w:eastAsia="Arial" w:cs="Arial"/>
           <w:color w:val="24303B"/>
         </w:rPr>
         <w:t>Figure 14: Reader Connected</w:t>
@@ -1265,7 +1418,6 @@
     <w:p>
       <w:r>
         <w:rPr>
-          <w:rFonts w:ascii="Arial" w:hAnsi="Arial" w:eastAsia="Arial" w:cs="Arial"/>
           <w:color w:val="24303B"/>
         </w:rPr>
         <w:t>Here you get the connection to the Orthotimer Cloud</w:t>
@@ -1274,10 +1426,10 @@
     <w:p>
       <w:r>
         <w:rPr>
-          <w:rFonts w:ascii="Arial" w:hAnsi="Arial" w:eastAsia="Arial" w:cs="Arial"/>
           <w:noProof/>
           <w:color w:val="24303B"/>
         </w:rPr>
+        <w:lastRenderedPageBreak/>
         <w:drawing>
           <wp:inline distT="0" distB="0" distL="0" distR="0" wp14:anchorId="5FEF2F72" wp14:editId="5F84EE12">
             <wp:extent cx="5058481" cy="3419952"/>
@@ -1294,7 +1446,7 @@
                     <pic:cNvPicPr/>
                   </pic:nvPicPr>
                   <pic:blipFill>
-                    <a:blip r:embed="rId19"/>
+                    <a:blip r:embed="rId24"/>
                     <a:stretch>
                       <a:fillRect/>
                     </a:stretch>
@@ -1318,25 +1470,44 @@
     <w:p>
       <w:r>
         <w:rPr>
-          <w:rFonts w:ascii="Arial" w:hAnsi="Arial" w:eastAsia="Arial" w:cs="Arial"/>
-          <w:color w:val="24303B"/>
-        </w:rPr>
-        <w:t>Figure 15: Chipmanagement</w:t>
-      </w:r>
-    </w:p>
-    <w:p>
-      <w:r>
-        <w:rPr>
-          <w:rFonts w:ascii="Arial" w:hAnsi="Arial" w:eastAsia="Arial" w:cs="Arial"/>
-          <w:color w:val="24303B"/>
-        </w:rPr>
-        <w:t>27. Go to ‘Chipmanagement’</w:t>
-      </w:r>
-    </w:p>
-    <w:p>
-      <w:r>
-        <w:rPr>
-          <w:rFonts w:ascii="Arial" w:hAnsi="Arial" w:eastAsia="Arial" w:cs="Arial"/>
+          <w:color w:val="24303B"/>
+        </w:rPr>
+        <w:t xml:space="preserve">Figure 15: </w:t>
+      </w:r>
+      <w:proofErr w:type="spellStart"/>
+      <w:r>
+        <w:rPr>
+          <w:color w:val="24303B"/>
+        </w:rPr>
+        <w:t>Chipmanagement</w:t>
+      </w:r>
+      <w:proofErr w:type="spellEnd"/>
+    </w:p>
+    <w:p>
+      <w:r>
+        <w:rPr>
+          <w:color w:val="24303B"/>
+        </w:rPr>
+        <w:t>27. Go to ‘</w:t>
+      </w:r>
+      <w:proofErr w:type="spellStart"/>
+      <w:r>
+        <w:rPr>
+          <w:color w:val="24303B"/>
+        </w:rPr>
+        <w:t>Chipmanagement</w:t>
+      </w:r>
+      <w:proofErr w:type="spellEnd"/>
+      <w:r>
+        <w:rPr>
+          <w:color w:val="24303B"/>
+        </w:rPr>
+        <w:t>’</w:t>
+      </w:r>
+    </w:p>
+    <w:p>
+      <w:r>
+        <w:rPr>
           <w:color w:val="24303B"/>
         </w:rPr>
         <w:t>28. Select the participant</w:t>
@@ -1345,13 +1516,12 @@
     <w:p>
       <w:r>
         <w:rPr>
-          <w:rFonts w:ascii="Arial" w:hAnsi="Arial" w:eastAsia="Arial" w:cs="Arial"/>
           <w:noProof/>
           <w:color w:val="24303B"/>
         </w:rPr>
         <w:drawing>
-          <wp:inline distT="0" distB="0" distL="0" distR="0" wp14:anchorId="241412FF" wp14:editId="4BD87315">
-            <wp:extent cx="5760720" cy="3733800"/>
+          <wp:inline distT="0" distB="0" distL="0" distR="0" wp14:anchorId="241412FF" wp14:editId="56194EFE">
+            <wp:extent cx="5469147" cy="3544818"/>
             <wp:effectExtent l="0" t="0" r="0" b="0"/>
             <wp:docPr id="700759693" name="Afbeelding 1" descr="Afbeelding met tekst, schermopname, Lettertype, nummer&#10;&#10;Door AI gegenereerde inhoud is mogelijk onjuist."/>
             <wp:cNvGraphicFramePr>
@@ -1365,7 +1535,7 @@
                     <pic:cNvPicPr/>
                   </pic:nvPicPr>
                   <pic:blipFill>
-                    <a:blip r:embed="rId20"/>
+                    <a:blip r:embed="rId25"/>
                     <a:stretch>
                       <a:fillRect/>
                     </a:stretch>
@@ -1373,7 +1543,7 @@
                   <pic:spPr>
                     <a:xfrm>
                       <a:off x="0" y="0"/>
-                      <a:ext cx="5760720" cy="3733800"/>
+                      <a:ext cx="5476064" cy="3549301"/>
                     </a:xfrm>
                     <a:prstGeom prst="rect">
                       <a:avLst/>
@@ -1389,7 +1559,6 @@
     <w:p>
       <w:r>
         <w:rPr>
-          <w:rFonts w:ascii="Arial" w:hAnsi="Arial" w:eastAsia="Arial" w:cs="Arial"/>
           <w:color w:val="24303B"/>
         </w:rPr>
         <w:t>Figure 16: Details</w:t>
@@ -1398,7 +1567,6 @@
     <w:p>
       <w:r>
         <w:rPr>
-          <w:rFonts w:ascii="Arial" w:hAnsi="Arial" w:eastAsia="Arial" w:cs="Arial"/>
           <w:color w:val="24303B"/>
         </w:rPr>
         <w:t xml:space="preserve">29. Go to roll window next to ‘Details’ and select ‘Export raw data’. </w:t>
@@ -1407,7 +1575,7 @@
     <w:sectPr>
       <w:headerReference w:type="default" r:id="rId26"/>
       <w:footerReference w:type="default" r:id="rId27"/>
-      <w:pgSz w:w="11906" w:h="16838" w:orient="portrait"/>
+      <w:pgSz w:w="11906" w:h="16838"/>
       <w:pgMar w:top="1417" w:right="1417" w:bottom="1417" w:left="1417" w:header="708" w:footer="708" w:gutter="0"/>
       <w:cols w:space="708"/>
       <w:docGrid w:linePitch="360"/>
@@ -1416,13 +1584,41 @@
 </w:document>
 </file>
 
+<file path=word/endnotes.xml><?xml version="1.0" encoding="utf-8"?>
+<w:endnotes xmlns:wpc="http://schemas.microsoft.com/office/word/2010/wordprocessingCanvas" xmlns:cx="http://schemas.microsoft.com/office/drawing/2014/chartex" xmlns:cx1="http://schemas.microsoft.com/office/drawing/2015/9/8/chartex" xmlns:cx2="http://schemas.microsoft.com/office/drawing/2015/10/21/chartex" xmlns:cx3="http://schemas.microsoft.com/office/drawing/2016/5/9/chartex" xmlns:cx4="http://schemas.microsoft.com/office/drawing/2016/5/10/chartex" xmlns:cx5="http://schemas.microsoft.com/office/drawing/2016/5/11/chartex" xmlns:cx6="http://schemas.microsoft.com/office/drawing/2016/5/12/chartex" xmlns:cx7="http://schemas.microsoft.com/office/drawing/2016/5/13/chartex" xmlns:cx8="http://schemas.microsoft.com/office/drawing/2016/5/14/chartex" xmlns:mc="http://schemas.openxmlformats.org/markup-compatibility/2006" xmlns:aink="http://schemas.microsoft.com/office/drawing/2016/ink" xmlns:am3d="http://schemas.microsoft.com/office/drawing/2017/model3d" xmlns:o="urn:schemas-microsoft-com:office:office" xmlns:oel="http://schemas.microsoft.com/office/2019/extlst" xmlns:r="http://schemas.openxmlformats.org/officeDocument/2006/relationships" xmlns:m="http://schemas.openxmlformats.org/officeDocument/2006/math" xmlns:v="urn:schemas-microsoft-com:vml" xmlns:wp14="http://schemas.microsoft.com/office/word/2010/wordprocessingDrawing" xmlns:wp="http://schemas.openxmlformats.org/drawingml/2006/wordprocessingDrawing" xmlns:w10="urn:schemas-microsoft-com:office:word" xmlns:w="http://schemas.openxmlformats.org/wordprocessingml/2006/main" xmlns:w14="http://schemas.microsoft.com/office/word/2010/wordml" xmlns:w15="http://schemas.microsoft.com/office/word/2012/wordml" xmlns:w16cei="http://schemas.microsoft.com/office/word/2026/wordml/cei" xmlns:w16cex="http://schemas.microsoft.com/office/word/2018/wordml/cex" xmlns:w16cid="http://schemas.microsoft.com/office/word/2016/wordml/cid" xmlns:w16="http://schemas.microsoft.com/office/word/2018/wordml" xmlns:w16du="http://schemas.microsoft.com/office/word/2023/wordml/word16du" xmlns:w16sdtdh="http://schemas.microsoft.com/office/word/2020/wordml/sdtdatahash" xmlns:w16sdtfl="http://schemas.microsoft.com/office/word/2024/wordml/sdtformatlock" xmlns:w16se="http://schemas.microsoft.com/office/word/2015/wordml/symex" xmlns:wpg="http://schemas.microsoft.com/office/word/2010/wordprocessingGroup" xmlns:wpi="http://schemas.microsoft.com/office/word/2010/wordprocessingInk" xmlns:wne="http://schemas.microsoft.com/office/word/2006/wordml" xmlns:wps="http://schemas.microsoft.com/office/word/2010/wordprocessingShape" mc:Ignorable="w14 w15 w16se w16cid w16 w16cex w16sdtdh w16sdtfl w16du wp14">
+  <w:endnote w:type="separator" w:id="-1">
+    <w:p>
+      <w:pPr>
+        <w:spacing w:after="0" w:line="240" w:lineRule="auto"/>
+      </w:pPr>
+      <w:r>
+        <w:separator/>
+      </w:r>
+    </w:p>
+  </w:endnote>
+  <w:endnote w:type="continuationSeparator" w:id="0">
+    <w:p>
+      <w:pPr>
+        <w:spacing w:after="0" w:line="240" w:lineRule="auto"/>
+      </w:pPr>
+      <w:r>
+        <w:continuationSeparator/>
+      </w:r>
+    </w:p>
+  </w:endnote>
+</w:endnotes>
+</file>
+
 <file path=word/footer1.xml><?xml version="1.0" encoding="utf-8"?>
-<w:ftr xmlns:wpc="http://schemas.microsoft.com/office/word/2010/wordprocessingCanvas" xmlns:cx="http://schemas.microsoft.com/office/drawing/2014/chartex" xmlns:cx1="http://schemas.microsoft.com/office/drawing/2015/9/8/chartex" xmlns:cx2="http://schemas.microsoft.com/office/drawing/2015/10/21/chartex" xmlns:cx3="http://schemas.microsoft.com/office/drawing/2016/5/9/chartex" xmlns:cx4="http://schemas.microsoft.com/office/drawing/2016/5/10/chartex" xmlns:cx5="http://schemas.microsoft.com/office/drawing/2016/5/11/chartex" xmlns:cx6="http://schemas.microsoft.com/office/drawing/2016/5/12/chartex" xmlns:cx7="http://schemas.microsoft.com/office/drawing/2016/5/13/chartex" xmlns:cx8="http://schemas.microsoft.com/office/drawing/2016/5/14/chartex" xmlns:mc="http://schemas.openxmlformats.org/markup-compatibility/2006" xmlns:aink="http://schemas.microsoft.com/office/drawing/2016/ink" xmlns:am3d="http://schemas.microsoft.com/office/drawing/2017/model3d" xmlns:o="urn:schemas-microsoft-com:office:office" xmlns:oel="http://schemas.microsoft.com/office/2019/extlst" xmlns:r="http://schemas.openxmlformats.org/officeDocument/2006/relationships" xmlns:m="http://schemas.openxmlformats.org/officeDocument/2006/math" xmlns:v="urn:schemas-microsoft-com:vml" xmlns:wp14="http://schemas.microsoft.com/office/word/2010/wordprocessingDrawing" xmlns:wp="http://schemas.openxmlformats.org/drawingml/2006/wordprocessingDrawing" xmlns:w10="urn:schemas-microsoft-com:office:word" xmlns:w="http://schemas.openxmlformats.org/wordprocessingml/2006/main" xmlns:w14="http://schemas.microsoft.com/office/word/2010/wordml" xmlns:w15="http://schemas.microsoft.com/office/word/2012/wordml" xmlns:w16cex="http://schemas.microsoft.com/office/word/2018/wordml/cex" xmlns:w16cid="http://schemas.microsoft.com/office/word/2016/wordml/cid" xmlns:w16="http://schemas.microsoft.com/office/word/2018/wordml" xmlns:w16du="http://schemas.microsoft.com/office/word/2023/wordml/word16du" xmlns:w16sdtdh="http://schemas.microsoft.com/office/word/2020/wordml/sdtdatahash" xmlns:w16sdtfl="http://schemas.microsoft.com/office/word/2024/wordml/sdtformatlock" xmlns:w16se="http://schemas.microsoft.com/office/word/2015/wordml/symex" xmlns:wpg="http://schemas.microsoft.com/office/word/2010/wordprocessingGroup" xmlns:wpi="http://schemas.microsoft.com/office/word/2010/wordprocessingInk" xmlns:wne="http://schemas.microsoft.com/office/word/2006/wordml" xmlns:wps="http://schemas.microsoft.com/office/word/2010/wordprocessingShape" mc:Ignorable="w14 w15 w16se w16cid w16 w16cex w16sdtdh w16sdtfl w16du wp14">
+<w:ftr xmlns:wpc="http://schemas.microsoft.com/office/word/2010/wordprocessingCanvas" xmlns:cx="http://schemas.microsoft.com/office/drawing/2014/chartex" xmlns:cx1="http://schemas.microsoft.com/office/drawing/2015/9/8/chartex" xmlns:cx2="http://schemas.microsoft.com/office/drawing/2015/10/21/chartex" xmlns:cx3="http://schemas.microsoft.com/office/drawing/2016/5/9/chartex" xmlns:cx4="http://schemas.microsoft.com/office/drawing/2016/5/10/chartex" xmlns:cx5="http://schemas.microsoft.com/office/drawing/2016/5/11/chartex" xmlns:cx6="http://schemas.microsoft.com/office/drawing/2016/5/12/chartex" xmlns:cx7="http://schemas.microsoft.com/office/drawing/2016/5/13/chartex" xmlns:cx8="http://schemas.microsoft.com/office/drawing/2016/5/14/chartex" xmlns:mc="http://schemas.openxmlformats.org/markup-compatibility/2006" xmlns:aink="http://schemas.microsoft.com/office/drawing/2016/ink" xmlns:am3d="http://schemas.microsoft.com/office/drawing/2017/model3d" xmlns:o="urn:schemas-microsoft-com:office:office" xmlns:oel="http://schemas.microsoft.com/office/2019/extlst" xmlns:r="http://schemas.openxmlformats.org/officeDocument/2006/relationships" xmlns:m="http://schemas.openxmlformats.org/officeDocument/2006/math" xmlns:v="urn:schemas-microsoft-com:vml" xmlns:wp14="http://schemas.microsoft.com/office/word/2010/wordprocessingDrawing" xmlns:wp="http://schemas.openxmlformats.org/drawingml/2006/wordprocessingDrawing" xmlns:w10="urn:schemas-microsoft-com:office:word" xmlns:w="http://schemas.openxmlformats.org/wordprocessingml/2006/main" xmlns:w14="http://schemas.microsoft.com/office/word/2010/wordml" xmlns:w15="http://schemas.microsoft.com/office/word/2012/wordml" xmlns:w16cei="http://schemas.microsoft.com/office/word/2026/wordml/cei" xmlns:w16cex="http://schemas.microsoft.com/office/word/2018/wordml/cex" xmlns:w16cid="http://schemas.microsoft.com/office/word/2016/wordml/cid" xmlns:w16="http://schemas.microsoft.com/office/word/2018/wordml" xmlns:w16du="http://schemas.microsoft.com/office/word/2023/wordml/word16du" xmlns:w16sdtdh="http://schemas.microsoft.com/office/word/2020/wordml/sdtdatahash" xmlns:w16sdtfl="http://schemas.microsoft.com/office/word/2024/wordml/sdtformatlock" xmlns:w16se="http://schemas.microsoft.com/office/word/2015/wordml/symex" xmlns:wpg="http://schemas.microsoft.com/office/word/2010/wordprocessingGroup" xmlns:wpi="http://schemas.microsoft.com/office/word/2010/wordprocessingInk" xmlns:wne="http://schemas.microsoft.com/office/word/2006/wordml" xmlns:wps="http://schemas.microsoft.com/office/word/2010/wordprocessingShape" mc:Ignorable="w14 w15 w16se w16cid w16 w16cex w16sdtdh w16sdtfl w16du wp14">
   <w:p>
     <w:pPr>
       <w:pBdr>
         <w:top w:val="single" w:sz="6" w:space="6" w:color="C4CED8"/>
       </w:pBdr>
+      <w:rPr>
+        <w:lang w:val="nl-BE"/>
+      </w:rPr>
     </w:pPr>
     <w:r>
       <w:rPr>
@@ -1452,7 +1648,7 @@
                   <pic:cNvPicPr/>
                 </pic:nvPicPr>
                 <pic:blipFill rotWithShape="1">
-                  <a:blip r:embed="rIdTplImgC">
+                  <a:blip r:embed="rId1">
                     <a:extLst>
                       <a:ext uri="{28A0092B-C50C-407E-A947-70E740481C1C}">
                         <a14:useLocalDpi xmlns:a14="http://schemas.microsoft.com/office/drawing/2010/main" val="0"/>
@@ -1498,6 +1694,7 @@
         <w:color w:val="59636E"/>
         <w:sz w:val="16"/>
         <w:szCs w:val="16"/>
+        <w:lang w:val="nl-BE"/>
       </w:rPr>
       <w:t>PARADISE-</w:t>
     </w:r>
@@ -1507,6 +1704,7 @@
         <w:color w:val="59636E"/>
         <w:sz w:val="16"/>
         <w:szCs w:val="16"/>
+        <w:lang w:val="nl-BE"/>
       </w:rPr>
       <w:t>studie  ·</w:t>
     </w:r>
@@ -1516,6 +1714,7 @@
         <w:color w:val="59636E"/>
         <w:sz w:val="16"/>
         <w:szCs w:val="16"/>
+        <w:lang w:val="nl-BE"/>
       </w:rPr>
       <w:t xml:space="preserve">  eCRF 25b: Werkinstructie Orthotimer (SOP) </w:t>
     </w:r>
@@ -1525,8 +1724,9 @@
         <w:color w:val="59636E"/>
         <w:sz w:val="16"/>
         <w:szCs w:val="16"/>
-      </w:rPr>
-      <w:t>·</w:t>
+        <w:lang w:val="nl-BE"/>
+      </w:rPr>
+      <w:t>·  Versie</w:t>
     </w:r>
     <w:proofErr w:type="gramEnd"/>
     <w:r>
@@ -1534,8 +1734,9 @@
         <w:color w:val="59636E"/>
         <w:sz w:val="16"/>
         <w:szCs w:val="16"/>
-      </w:rPr>
-      <w:t xml:space="preserve">  Versie </w:t>
+        <w:lang w:val="nl-BE"/>
+      </w:rPr>
+      <w:t xml:space="preserve"> </w:t>
     </w:r>
     <w:proofErr w:type="gramStart"/>
     <w:r>
@@ -1545,6 +1746,7 @@
         <w:color w:val="59636E"/>
         <w:sz w:val="16"/>
         <w:szCs w:val="16"/>
+        <w:lang w:val="nl-BE"/>
       </w:rPr>
       <w:t xml:space="preserve">[ </w:t>
     </w:r>
@@ -1555,6 +1757,7 @@
         <w:color w:val="59636E"/>
         <w:sz w:val="16"/>
         <w:szCs w:val="16"/>
+        <w:lang w:val="nl-BE"/>
       </w:rPr>
       <w:t>1.0</w:t>
     </w:r>
@@ -1566,6 +1769,7 @@
         <w:color w:val="59636E"/>
         <w:sz w:val="16"/>
         <w:szCs w:val="16"/>
+        <w:lang w:val="nl-BE"/>
       </w:rPr>
       <w:t xml:space="preserve"> </w:t>
     </w:r>
@@ -1577,6 +1781,7 @@
         <w:color w:val="59636E"/>
         <w:sz w:val="16"/>
         <w:szCs w:val="16"/>
+        <w:lang w:val="nl-BE"/>
       </w:rPr>
       <w:t>]</w:t>
     </w:r>
@@ -1585,6 +1790,7 @@
         <w:color w:val="59636E"/>
         <w:sz w:val="16"/>
         <w:szCs w:val="16"/>
+        <w:lang w:val="nl-BE"/>
       </w:rPr>
       <w:t xml:space="preserve">  ·</w:t>
     </w:r>
@@ -1594,6 +1800,7 @@
         <w:color w:val="59636E"/>
         <w:sz w:val="16"/>
         <w:szCs w:val="16"/>
+        <w:lang w:val="nl-BE"/>
       </w:rPr>
       <w:t xml:space="preserve">  </w:t>
     </w:r>
@@ -1605,6 +1812,7 @@
         <w:color w:val="59636E"/>
         <w:sz w:val="16"/>
         <w:szCs w:val="16"/>
+        <w:lang w:val="nl-BE"/>
       </w:rPr>
       <w:t xml:space="preserve">[ </w:t>
     </w:r>
@@ -1615,6 +1823,7 @@
         <w:color w:val="59636E"/>
         <w:sz w:val="16"/>
         <w:szCs w:val="16"/>
+        <w:lang w:val="nl-BE"/>
       </w:rPr>
       <w:t>27</w:t>
     </w:r>
@@ -1626,6 +1835,7 @@
         <w:color w:val="59636E"/>
         <w:sz w:val="16"/>
         <w:szCs w:val="16"/>
+        <w:lang w:val="nl-BE"/>
       </w:rPr>
       <w:t>/07/</w:t>
     </w:r>
@@ -1637,6 +1847,7 @@
         <w:color w:val="59636E"/>
         <w:sz w:val="16"/>
         <w:szCs w:val="16"/>
+        <w:lang w:val="nl-BE"/>
       </w:rPr>
       <w:t>2026</w:t>
     </w:r>
@@ -1647,6 +1858,7 @@
         <w:color w:val="59636E"/>
         <w:sz w:val="16"/>
         <w:szCs w:val="16"/>
+        <w:lang w:val="nl-BE"/>
       </w:rPr>
       <w:t xml:space="preserve"> ]</w:t>
     </w:r>
@@ -1656,6 +1868,7 @@
         <w:color w:val="59636E"/>
         <w:sz w:val="16"/>
         <w:szCs w:val="16"/>
+        <w:lang w:val="nl-BE"/>
       </w:rPr>
       <w:t xml:space="preserve">  </w:t>
     </w:r>
@@ -1665,6 +1878,7 @@
         <w:color w:val="59636E"/>
         <w:sz w:val="16"/>
         <w:szCs w:val="16"/>
+        <w:lang w:val="nl-BE"/>
       </w:rPr>
       <w:t>·  Pagina</w:t>
     </w:r>
@@ -1674,6 +1888,7 @@
         <w:color w:val="59636E"/>
         <w:sz w:val="16"/>
         <w:szCs w:val="16"/>
+        <w:lang w:val="nl-BE"/>
       </w:rPr>
       <w:t xml:space="preserve"> </w:t>
     </w:r>
@@ -1690,6 +1905,7 @@
         <w:color w:val="59636E"/>
         <w:sz w:val="16"/>
         <w:szCs w:val="16"/>
+        <w:lang w:val="nl-BE"/>
       </w:rPr>
       <w:instrText>PAGE</w:instrText>
     </w:r>
@@ -1707,6 +1923,7 @@
         <w:color w:val="59636E"/>
         <w:sz w:val="16"/>
         <w:szCs w:val="16"/>
+        <w:lang w:val="nl-BE"/>
       </w:rPr>
       <w:t>1</w:t>
     </w:r>
@@ -1723,6 +1940,7 @@
         <w:color w:val="59636E"/>
         <w:sz w:val="16"/>
         <w:szCs w:val="16"/>
+        <w:lang w:val="nl-BE"/>
       </w:rPr>
       <w:t xml:space="preserve"> van </w:t>
     </w:r>
@@ -1739,6 +1957,7 @@
         <w:color w:val="59636E"/>
         <w:sz w:val="16"/>
         <w:szCs w:val="16"/>
+        <w:lang w:val="nl-BE"/>
       </w:rPr>
       <w:instrText>NUMPAGES</w:instrText>
     </w:r>
@@ -1756,6 +1975,7 @@
         <w:color w:val="59636E"/>
         <w:sz w:val="16"/>
         <w:szCs w:val="16"/>
+        <w:lang w:val="nl-BE"/>
       </w:rPr>
       <w:t>2</w:t>
     </w:r>
@@ -1771,11 +1991,35 @@
 </w:ftr>
 </file>
 
+<file path=word/footnotes.xml><?xml version="1.0" encoding="utf-8"?>
+<w:footnotes xmlns:wpc="http://schemas.microsoft.com/office/word/2010/wordprocessingCanvas" xmlns:cx="http://schemas.microsoft.com/office/drawing/2014/chartex" xmlns:cx1="http://schemas.microsoft.com/office/drawing/2015/9/8/chartex" xmlns:cx2="http://schemas.microsoft.com/office/drawing/2015/10/21/chartex" xmlns:cx3="http://schemas.microsoft.com/office/drawing/2016/5/9/chartex" xmlns:cx4="http://schemas.microsoft.com/office/drawing/2016/5/10/chartex" xmlns:cx5="http://schemas.microsoft.com/office/drawing/2016/5/11/chartex" xmlns:cx6="http://schemas.microsoft.com/office/drawing/2016/5/12/chartex" xmlns:cx7="http://schemas.microsoft.com/office/drawing/2016/5/13/chartex" xmlns:cx8="http://schemas.microsoft.com/office/drawing/2016/5/14/chartex" xmlns:mc="http://schemas.openxmlformats.org/markup-compatibility/2006" xmlns:aink="http://schemas.microsoft.com/office/drawing/2016/ink" xmlns:am3d="http://schemas.microsoft.com/office/drawing/2017/model3d" xmlns:o="urn:schemas-microsoft-com:office:office" xmlns:oel="http://schemas.microsoft.com/office/2019/extlst" xmlns:r="http://schemas.openxmlformats.org/officeDocument/2006/relationships" xmlns:m="http://schemas.openxmlformats.org/officeDocument/2006/math" xmlns:v="urn:schemas-microsoft-com:vml" xmlns:wp14="http://schemas.microsoft.com/office/word/2010/wordprocessingDrawing" xmlns:wp="http://schemas.openxmlformats.org/drawingml/2006/wordprocessingDrawing" xmlns:w10="urn:schemas-microsoft-com:office:word" xmlns:w="http://schemas.openxmlformats.org/wordprocessingml/2006/main" xmlns:w14="http://schemas.microsoft.com/office/word/2010/wordml" xmlns:w15="http://schemas.microsoft.com/office/word/2012/wordml" xmlns:w16cei="http://schemas.microsoft.com/office/word/2026/wordml/cei" xmlns:w16cex="http://schemas.microsoft.com/office/word/2018/wordml/cex" xmlns:w16cid="http://schemas.microsoft.com/office/word/2016/wordml/cid" xmlns:w16="http://schemas.microsoft.com/office/word/2018/wordml" xmlns:w16du="http://schemas.microsoft.com/office/word/2023/wordml/word16du" xmlns:w16sdtdh="http://schemas.microsoft.com/office/word/2020/wordml/sdtdatahash" xmlns:w16sdtfl="http://schemas.microsoft.com/office/word/2024/wordml/sdtformatlock" xmlns:w16se="http://schemas.microsoft.com/office/word/2015/wordml/symex" xmlns:wpg="http://schemas.microsoft.com/office/word/2010/wordprocessingGroup" xmlns:wpi="http://schemas.microsoft.com/office/word/2010/wordprocessingInk" xmlns:wne="http://schemas.microsoft.com/office/word/2006/wordml" xmlns:wps="http://schemas.microsoft.com/office/word/2010/wordprocessingShape" mc:Ignorable="w14 w15 w16se w16cid w16 w16cex w16sdtdh w16sdtfl w16du wp14">
+  <w:footnote w:type="separator" w:id="-1">
+    <w:p>
+      <w:pPr>
+        <w:spacing w:after="0" w:line="240" w:lineRule="auto"/>
+      </w:pPr>
+      <w:r>
+        <w:separator/>
+      </w:r>
+    </w:p>
+  </w:footnote>
+  <w:footnote w:type="continuationSeparator" w:id="0">
+    <w:p>
+      <w:pPr>
+        <w:spacing w:after="0" w:line="240" w:lineRule="auto"/>
+      </w:pPr>
+      <w:r>
+        <w:continuationSeparator/>
+      </w:r>
+    </w:p>
+  </w:footnote>
+</w:footnotes>
+</file>
+
 <file path=word/header1.xml><?xml version="1.0" encoding="utf-8"?>
-<w:hdr xmlns:wpc="http://schemas.microsoft.com/office/word/2010/wordprocessingCanvas" xmlns:cx="http://schemas.microsoft.com/office/drawing/2014/chartex" xmlns:cx1="http://schemas.microsoft.com/office/drawing/2015/9/8/chartex" xmlns:cx2="http://schemas.microsoft.com/office/drawing/2015/10/21/chartex" xmlns:cx3="http://schemas.microsoft.com/office/drawing/2016/5/9/chartex" xmlns:cx4="http://schemas.microsoft.com/office/drawing/2016/5/10/chartex" xmlns:cx5="http://schemas.microsoft.com/office/drawing/2016/5/11/chartex" xmlns:cx6="http://schemas.microsoft.com/office/drawing/2016/5/12/chartex" xmlns:cx7="http://schemas.microsoft.com/office/drawing/2016/5/13/chartex" xmlns:cx8="http://schemas.microsoft.com/office/drawing/2016/5/14/chartex" xmlns:mc="http://schemas.openxmlformats.org/markup-compatibility/2006" xmlns:aink="http://schemas.microsoft.com/office/drawing/2016/ink" xmlns:am3d="http://schemas.microsoft.com/office/drawing/2017/model3d" xmlns:o="urn:schemas-microsoft-com:office:office" xmlns:oel="http://schemas.microsoft.com/office/2019/extlst" xmlns:r="http://schemas.openxmlformats.org/officeDocument/2006/relationships" xmlns:m="http://schemas.openxmlformats.org/officeDocument/2006/math" xmlns:v="urn:schemas-microsoft-com:vml" xmlns:wp14="http://schemas.microsoft.com/office/word/2010/wordprocessingDrawing" xmlns:wp="http://schemas.openxmlformats.org/drawingml/2006/wordprocessingDrawing" xmlns:w10="urn:schemas-microsoft-com:office:word" xmlns:w="http://schemas.openxmlformats.org/wordprocessingml/2006/main" xmlns:w14="http://schemas.microsoft.com/office/word/2010/wordml" xmlns:w15="http://schemas.microsoft.com/office/word/2012/wordml" xmlns:w16cex="http://schemas.microsoft.com/office/word/2018/wordml/cex" xmlns:w16cid="http://schemas.microsoft.com/office/word/2016/wordml/cid" xmlns:w16="http://schemas.microsoft.com/office/word/2018/wordml" xmlns:w16du="http://schemas.microsoft.com/office/word/2023/wordml/word16du" xmlns:w16sdtdh="http://schemas.microsoft.com/office/word/2020/wordml/sdtdatahash" xmlns:w16sdtfl="http://schemas.microsoft.com/office/word/2024/wordml/sdtformatlock" xmlns:w16se="http://schemas.microsoft.com/office/word/2015/wordml/symex" xmlns:wpg="http://schemas.microsoft.com/office/word/2010/wordprocessingGroup" xmlns:wpi="http://schemas.microsoft.com/office/word/2010/wordprocessingInk" xmlns:wne="http://schemas.microsoft.com/office/word/2006/wordml" xmlns:wps="http://schemas.microsoft.com/office/word/2010/wordprocessingShape" mc:Ignorable="w14 w15 w16se w16cid w16 w16cex w16sdtdh w16sdtfl w16du wp14">
+<w:hdr xmlns:wpc="http://schemas.microsoft.com/office/word/2010/wordprocessingCanvas" xmlns:cx="http://schemas.microsoft.com/office/drawing/2014/chartex" xmlns:cx1="http://schemas.microsoft.com/office/drawing/2015/9/8/chartex" xmlns:cx2="http://schemas.microsoft.com/office/drawing/2015/10/21/chartex" xmlns:cx3="http://schemas.microsoft.com/office/drawing/2016/5/9/chartex" xmlns:cx4="http://schemas.microsoft.com/office/drawing/2016/5/10/chartex" xmlns:cx5="http://schemas.microsoft.com/office/drawing/2016/5/11/chartex" xmlns:cx6="http://schemas.microsoft.com/office/drawing/2016/5/12/chartex" xmlns:cx7="http://schemas.microsoft.com/office/drawing/2016/5/13/chartex" xmlns:cx8="http://schemas.microsoft.com/office/drawing/2016/5/14/chartex" xmlns:mc="http://schemas.openxmlformats.org/markup-compatibility/2006" xmlns:aink="http://schemas.microsoft.com/office/drawing/2016/ink" xmlns:am3d="http://schemas.microsoft.com/office/drawing/2017/model3d" xmlns:o="urn:schemas-microsoft-com:office:office" xmlns:oel="http://schemas.microsoft.com/office/2019/extlst" xmlns:r="http://schemas.openxmlformats.org/officeDocument/2006/relationships" xmlns:m="http://schemas.openxmlformats.org/officeDocument/2006/math" xmlns:v="urn:schemas-microsoft-com:vml" xmlns:wp14="http://schemas.microsoft.com/office/word/2010/wordprocessingDrawing" xmlns:wp="http://schemas.openxmlformats.org/drawingml/2006/wordprocessingDrawing" xmlns:w10="urn:schemas-microsoft-com:office:word" xmlns:w="http://schemas.openxmlformats.org/wordprocessingml/2006/main" xmlns:w14="http://schemas.microsoft.com/office/word/2010/wordml" xmlns:w15="http://schemas.microsoft.com/office/word/2012/wordml" xmlns:w16cei="http://schemas.microsoft.com/office/word/2026/wordml/cei" xmlns:w16cex="http://schemas.microsoft.com/office/word/2018/wordml/cex" xmlns:w16cid="http://schemas.microsoft.com/office/word/2016/wordml/cid" xmlns:w16="http://schemas.microsoft.com/office/word/2018/wordml" xmlns:w16du="http://schemas.microsoft.com/office/word/2023/wordml/word16du" xmlns:w16sdtdh="http://schemas.microsoft.com/office/word/2020/wordml/sdtdatahash" xmlns:w16sdtfl="http://schemas.microsoft.com/office/word/2024/wordml/sdtformatlock" xmlns:w16se="http://schemas.microsoft.com/office/word/2015/wordml/symex" xmlns:wpg="http://schemas.microsoft.com/office/word/2010/wordprocessingGroup" xmlns:wpi="http://schemas.microsoft.com/office/word/2010/wordprocessingInk" xmlns:wne="http://schemas.microsoft.com/office/word/2006/wordml" xmlns:wps="http://schemas.microsoft.com/office/word/2010/wordprocessingShape" mc:Ignorable="w14 w15 w16se w16cid w16 w16cex w16sdtdh w16sdtfl w16du wp14">
   <w:p>
     <w:pPr>
-      <w:pStyle w:val="Koptekst"/>
       <w:jc w:val="right"/>
     </w:pPr>
     <w:r>
@@ -1819,7 +2063,7 @@
                   <pic:cNvPicPr/>
                 </pic:nvPicPr>
                 <pic:blipFill>
-                  <a:blip r:embed="rIdTplImgA">
+                  <a:blip r:embed="rId1">
                     <a:extLst>
                       <a:ext uri="{28A0092B-C50C-407E-A947-70E740481C1C}">
                         <a14:useLocalDpi xmlns:a14="http://schemas.microsoft.com/office/drawing/2010/main" val="0"/>
@@ -1871,7 +2115,7 @@
                   <pic:cNvPicPr/>
                 </pic:nvPicPr>
                 <pic:blipFill>
-                  <a:blip r:embed="rIdTplImgB">
+                  <a:blip r:embed="rId2">
                     <a:extLst>
                       <a:ext uri="{28A0092B-C50C-407E-A947-70E740481C1C}">
                         <a14:useLocalDpi xmlns:a14="http://schemas.microsoft.com/office/drawing/2010/main" val="0"/>
@@ -1902,8 +2146,157 @@
 </file>
 
 <file path=word/numbering.xml><?xml version="1.0" encoding="utf-8"?>
-<w:numbering xmlns:wpc="http://schemas.microsoft.com/office/word/2010/wordprocessingCanvas" xmlns:cx="http://schemas.microsoft.com/office/drawing/2014/chartex" xmlns:cx1="http://schemas.microsoft.com/office/drawing/2015/9/8/chartex" xmlns:cx2="http://schemas.microsoft.com/office/drawing/2015/10/21/chartex" xmlns:cx3="http://schemas.microsoft.com/office/drawing/2016/5/9/chartex" xmlns:cx4="http://schemas.microsoft.com/office/drawing/2016/5/10/chartex" xmlns:cx5="http://schemas.microsoft.com/office/drawing/2016/5/11/chartex" xmlns:cx6="http://schemas.microsoft.com/office/drawing/2016/5/12/chartex" xmlns:cx7="http://schemas.microsoft.com/office/drawing/2016/5/13/chartex" xmlns:cx8="http://schemas.microsoft.com/office/drawing/2016/5/14/chartex" xmlns:mc="http://schemas.openxmlformats.org/markup-compatibility/2006" xmlns:aink="http://schemas.microsoft.com/office/drawing/2016/ink" xmlns:am3d="http://schemas.microsoft.com/office/drawing/2017/model3d" xmlns:o="urn:schemas-microsoft-com:office:office" xmlns:oel="http://schemas.microsoft.com/office/2019/extlst" xmlns:r="http://schemas.openxmlformats.org/officeDocument/2006/relationships" xmlns:m="http://schemas.openxmlformats.org/officeDocument/2006/math" xmlns:v="urn:schemas-microsoft-com:vml" xmlns:wp14="http://schemas.microsoft.com/office/word/2010/wordprocessingDrawing" xmlns:wp="http://schemas.openxmlformats.org/drawingml/2006/wordprocessingDrawing" xmlns:w10="urn:schemas-microsoft-com:office:word" xmlns:w="http://schemas.openxmlformats.org/wordprocessingml/2006/main" xmlns:w14="http://schemas.microsoft.com/office/word/2010/wordml" xmlns:w15="http://schemas.microsoft.com/office/word/2012/wordml" xmlns:w16cex="http://schemas.microsoft.com/office/word/2018/wordml/cex" xmlns:w16cid="http://schemas.microsoft.com/office/word/2016/wordml/cid" xmlns:w16="http://schemas.microsoft.com/office/word/2018/wordml" xmlns:w16du="http://schemas.microsoft.com/office/word/2023/wordml/word16du" xmlns:w16sdtdh="http://schemas.microsoft.com/office/word/2020/wordml/sdtdatahash" xmlns:w16sdtfl="http://schemas.microsoft.com/office/word/2024/wordml/sdtformatlock" xmlns:w16se="http://schemas.microsoft.com/office/word/2015/wordml/symex" xmlns:wpg="http://schemas.microsoft.com/office/word/2010/wordprocessingGroup" xmlns:wpi="http://schemas.microsoft.com/office/word/2010/wordprocessingInk" xmlns:wne="http://schemas.microsoft.com/office/word/2006/wordml" xmlns:wps="http://schemas.microsoft.com/office/word/2010/wordprocessingShape" mc:Ignorable="w14 w15 w16se w16cid w16 w16cex w16sdtdh w16sdtfl w16du wp14">
+<w:numbering xmlns:wpc="http://schemas.microsoft.com/office/word/2010/wordprocessingCanvas" xmlns:cx="http://schemas.microsoft.com/office/drawing/2014/chartex" xmlns:cx1="http://schemas.microsoft.com/office/drawing/2015/9/8/chartex" xmlns:cx2="http://schemas.microsoft.com/office/drawing/2015/10/21/chartex" xmlns:cx3="http://schemas.microsoft.com/office/drawing/2016/5/9/chartex" xmlns:cx4="http://schemas.microsoft.com/office/drawing/2016/5/10/chartex" xmlns:cx5="http://schemas.microsoft.com/office/drawing/2016/5/11/chartex" xmlns:cx6="http://schemas.microsoft.com/office/drawing/2016/5/12/chartex" xmlns:cx7="http://schemas.microsoft.com/office/drawing/2016/5/13/chartex" xmlns:cx8="http://schemas.microsoft.com/office/drawing/2016/5/14/chartex" xmlns:mc="http://schemas.openxmlformats.org/markup-compatibility/2006" xmlns:aink="http://schemas.microsoft.com/office/drawing/2016/ink" xmlns:am3d="http://schemas.microsoft.com/office/drawing/2017/model3d" xmlns:o="urn:schemas-microsoft-com:office:office" xmlns:oel="http://schemas.microsoft.com/office/2019/extlst" xmlns:r="http://schemas.openxmlformats.org/officeDocument/2006/relationships" xmlns:m="http://schemas.openxmlformats.org/officeDocument/2006/math" xmlns:v="urn:schemas-microsoft-com:vml" xmlns:wp14="http://schemas.microsoft.com/office/word/2010/wordprocessingDrawing" xmlns:wp="http://schemas.openxmlformats.org/drawingml/2006/wordprocessingDrawing" xmlns:w10="urn:schemas-microsoft-com:office:word" xmlns:w="http://schemas.openxmlformats.org/wordprocessingml/2006/main" xmlns:w14="http://schemas.microsoft.com/office/word/2010/wordml" xmlns:w15="http://schemas.microsoft.com/office/word/2012/wordml" xmlns:w16cei="http://schemas.microsoft.com/office/word/2026/wordml/cei" xmlns:w16cex="http://schemas.microsoft.com/office/word/2018/wordml/cex" xmlns:w16cid="http://schemas.microsoft.com/office/word/2016/wordml/cid" xmlns:w16="http://schemas.microsoft.com/office/word/2018/wordml" xmlns:w16du="http://schemas.microsoft.com/office/word/2023/wordml/word16du" xmlns:w16sdtdh="http://schemas.microsoft.com/office/word/2020/wordml/sdtdatahash" xmlns:w16sdtfl="http://schemas.microsoft.com/office/word/2024/wordml/sdtformatlock" xmlns:w16se="http://schemas.microsoft.com/office/word/2015/wordml/symex" xmlns:wpg="http://schemas.microsoft.com/office/word/2010/wordprocessingGroup" xmlns:wpi="http://schemas.microsoft.com/office/word/2010/wordprocessingInk" xmlns:wne="http://schemas.microsoft.com/office/word/2006/wordml" xmlns:wps="http://schemas.microsoft.com/office/word/2010/wordprocessingShape" mc:Ignorable="w14 w15 w16se w16cid w16 w16cex w16sdtdh w16sdtfl w16du wp14">
   <w:abstractNum w:abstractNumId="0" w15:restartNumberingAfterBreak="0">
+    <w:nsid w:val="308B0DDF"/>
+    <w:multiLevelType w:val="multilevel"/>
+    <w:tmpl w:val="B712BA32"/>
+    <w:lvl w:ilvl="0">
+      <w:start w:val="1"/>
+      <w:numFmt w:val="bullet"/>
+      <w:lvlText w:val=""/>
+      <w:lvlJc w:val="left"/>
+      <w:pPr>
+        <w:tabs>
+          <w:tab w:val="num" w:pos="720"/>
+        </w:tabs>
+        <w:ind w:left="720" w:hanging="360"/>
+      </w:pPr>
+      <w:rPr>
+        <w:rFonts w:ascii="Symbol" w:hAnsi="Symbol" w:hint="default"/>
+        <w:sz w:val="20"/>
+      </w:rPr>
+    </w:lvl>
+    <w:lvl w:ilvl="1">
+      <w:start w:val="1"/>
+      <w:numFmt w:val="bullet"/>
+      <w:lvlText w:val="o"/>
+      <w:lvlJc w:val="left"/>
+      <w:pPr>
+        <w:tabs>
+          <w:tab w:val="num" w:pos="1440"/>
+        </w:tabs>
+        <w:ind w:left="1440" w:hanging="360"/>
+      </w:pPr>
+      <w:rPr>
+        <w:rFonts w:ascii="Courier New" w:hAnsi="Courier New" w:cs="Times New Roman" w:hint="default"/>
+        <w:sz w:val="20"/>
+      </w:rPr>
+    </w:lvl>
+    <w:lvl w:ilvl="2">
+      <w:start w:val="1"/>
+      <w:numFmt w:val="bullet"/>
+      <w:lvlText w:val=""/>
+      <w:lvlJc w:val="left"/>
+      <w:pPr>
+        <w:tabs>
+          <w:tab w:val="num" w:pos="2160"/>
+        </w:tabs>
+        <w:ind w:left="2160" w:hanging="360"/>
+      </w:pPr>
+      <w:rPr>
+        <w:rFonts w:ascii="Wingdings" w:hAnsi="Wingdings" w:hint="default"/>
+        <w:sz w:val="20"/>
+      </w:rPr>
+    </w:lvl>
+    <w:lvl w:ilvl="3">
+      <w:start w:val="1"/>
+      <w:numFmt w:val="bullet"/>
+      <w:lvlText w:val=""/>
+      <w:lvlJc w:val="left"/>
+      <w:pPr>
+        <w:tabs>
+          <w:tab w:val="num" w:pos="2880"/>
+        </w:tabs>
+        <w:ind w:left="2880" w:hanging="360"/>
+      </w:pPr>
+      <w:rPr>
+        <w:rFonts w:ascii="Wingdings" w:hAnsi="Wingdings" w:hint="default"/>
+        <w:sz w:val="20"/>
+      </w:rPr>
+    </w:lvl>
+    <w:lvl w:ilvl="4">
+      <w:start w:val="1"/>
+      <w:numFmt w:val="bullet"/>
+      <w:lvlText w:val=""/>
+      <w:lvlJc w:val="left"/>
+      <w:pPr>
+        <w:tabs>
+          <w:tab w:val="num" w:pos="3600"/>
+        </w:tabs>
+        <w:ind w:left="3600" w:hanging="360"/>
+      </w:pPr>
+      <w:rPr>
+        <w:rFonts w:ascii="Wingdings" w:hAnsi="Wingdings" w:hint="default"/>
+        <w:sz w:val="20"/>
+      </w:rPr>
+    </w:lvl>
+    <w:lvl w:ilvl="5">
+      <w:start w:val="1"/>
+      <w:numFmt w:val="bullet"/>
+      <w:lvlText w:val=""/>
+      <w:lvlJc w:val="left"/>
+      <w:pPr>
+        <w:tabs>
+          <w:tab w:val="num" w:pos="4320"/>
+        </w:tabs>
+        <w:ind w:left="4320" w:hanging="360"/>
+      </w:pPr>
+      <w:rPr>
+        <w:rFonts w:ascii="Wingdings" w:hAnsi="Wingdings" w:hint="default"/>
+        <w:sz w:val="20"/>
+      </w:rPr>
+    </w:lvl>
+    <w:lvl w:ilvl="6">
+      <w:start w:val="1"/>
+      <w:numFmt w:val="bullet"/>
+      <w:lvlText w:val=""/>
+      <w:lvlJc w:val="left"/>
+      <w:pPr>
+        <w:tabs>
+          <w:tab w:val="num" w:pos="5040"/>
+        </w:tabs>
+        <w:ind w:left="5040" w:hanging="360"/>
+      </w:pPr>
+      <w:rPr>
+        <w:rFonts w:ascii="Wingdings" w:hAnsi="Wingdings" w:hint="default"/>
+        <w:sz w:val="20"/>
+      </w:rPr>
+    </w:lvl>
+    <w:lvl w:ilvl="7">
+      <w:start w:val="1"/>
+      <w:numFmt w:val="bullet"/>
+      <w:lvlText w:val=""/>
+      <w:lvlJc w:val="left"/>
+      <w:pPr>
+        <w:tabs>
+          <w:tab w:val="num" w:pos="5760"/>
+        </w:tabs>
+        <w:ind w:left="5760" w:hanging="360"/>
+      </w:pPr>
+      <w:rPr>
+        <w:rFonts w:ascii="Wingdings" w:hAnsi="Wingdings" w:hint="default"/>
+        <w:sz w:val="20"/>
+      </w:rPr>
+    </w:lvl>
+    <w:lvl w:ilvl="8">
+      <w:start w:val="1"/>
+      <w:numFmt w:val="bullet"/>
+      <w:lvlText w:val=""/>
+      <w:lvlJc w:val="left"/>
+      <w:pPr>
+        <w:tabs>
+          <w:tab w:val="num" w:pos="6480"/>
+        </w:tabs>
+        <w:ind w:left="6480" w:hanging="360"/>
+      </w:pPr>
+      <w:rPr>
+        <w:rFonts w:ascii="Wingdings" w:hAnsi="Wingdings" w:hint="default"/>
+        <w:sz w:val="20"/>
+      </w:rPr>
+    </w:lvl>
+  </w:abstractNum>
+  <w:abstractNum w:abstractNumId="1" w15:restartNumberingAfterBreak="0">
     <w:nsid w:val="50C009EE"/>
     <w:multiLevelType w:val="hybridMultilevel"/>
     <w:tmpl w:val="2BB669D2"/>
@@ -1916,7 +2309,7 @@
         <w:ind w:left="720" w:hanging="360"/>
       </w:pPr>
       <w:rPr>
-        <w:rFonts w:hint="default" w:ascii="Symbol" w:hAnsi="Symbol"/>
+        <w:rFonts w:ascii="Symbol" w:hAnsi="Symbol" w:hint="default"/>
       </w:rPr>
     </w:lvl>
     <w:lvl w:ilvl="1" w:tplc="08130003" w:tentative="1">
@@ -1928,7 +2321,7 @@
         <w:ind w:left="1440" w:hanging="360"/>
       </w:pPr>
       <w:rPr>
-        <w:rFonts w:hint="default" w:ascii="Courier New" w:hAnsi="Courier New" w:cs="Courier New"/>
+        <w:rFonts w:ascii="Courier New" w:hAnsi="Courier New" w:cs="Courier New" w:hint="default"/>
       </w:rPr>
     </w:lvl>
     <w:lvl w:ilvl="2" w:tplc="08130005" w:tentative="1">
@@ -1940,7 +2333,7 @@
         <w:ind w:left="2160" w:hanging="360"/>
       </w:pPr>
       <w:rPr>
-        <w:rFonts w:hint="default" w:ascii="Wingdings" w:hAnsi="Wingdings"/>
+        <w:rFonts w:ascii="Wingdings" w:hAnsi="Wingdings" w:hint="default"/>
       </w:rPr>
     </w:lvl>
     <w:lvl w:ilvl="3" w:tplc="08130001" w:tentative="1">
@@ -1952,7 +2345,7 @@
         <w:ind w:left="2880" w:hanging="360"/>
       </w:pPr>
       <w:rPr>
-        <w:rFonts w:hint="default" w:ascii="Symbol" w:hAnsi="Symbol"/>
+        <w:rFonts w:ascii="Symbol" w:hAnsi="Symbol" w:hint="default"/>
       </w:rPr>
     </w:lvl>
     <w:lvl w:ilvl="4" w:tplc="08130003" w:tentative="1">
@@ -1964,7 +2357,7 @@
         <w:ind w:left="3600" w:hanging="360"/>
       </w:pPr>
       <w:rPr>
-        <w:rFonts w:hint="default" w:ascii="Courier New" w:hAnsi="Courier New" w:cs="Courier New"/>
+        <w:rFonts w:ascii="Courier New" w:hAnsi="Courier New" w:cs="Courier New" w:hint="default"/>
       </w:rPr>
     </w:lvl>
     <w:lvl w:ilvl="5" w:tplc="08130005" w:tentative="1">
@@ -1976,7 +2369,7 @@
         <w:ind w:left="4320" w:hanging="360"/>
       </w:pPr>
       <w:rPr>
-        <w:rFonts w:hint="default" w:ascii="Wingdings" w:hAnsi="Wingdings"/>
+        <w:rFonts w:ascii="Wingdings" w:hAnsi="Wingdings" w:hint="default"/>
       </w:rPr>
     </w:lvl>
     <w:lvl w:ilvl="6" w:tplc="08130001" w:tentative="1">
@@ -1988,7 +2381,7 @@
         <w:ind w:left="5040" w:hanging="360"/>
       </w:pPr>
       <w:rPr>
-        <w:rFonts w:hint="default" w:ascii="Symbol" w:hAnsi="Symbol"/>
+        <w:rFonts w:ascii="Symbol" w:hAnsi="Symbol" w:hint="default"/>
       </w:rPr>
     </w:lvl>
     <w:lvl w:ilvl="7" w:tplc="08130003" w:tentative="1">
@@ -2000,7 +2393,7 @@
         <w:ind w:left="5760" w:hanging="360"/>
       </w:pPr>
       <w:rPr>
-        <w:rFonts w:hint="default" w:ascii="Courier New" w:hAnsi="Courier New" w:cs="Courier New"/>
+        <w:rFonts w:ascii="Courier New" w:hAnsi="Courier New" w:cs="Courier New" w:hint="default"/>
       </w:rPr>
     </w:lvl>
     <w:lvl w:ilvl="8" w:tplc="08130005" w:tentative="1">
@@ -2012,22 +2405,34 @@
         <w:ind w:left="6480" w:hanging="360"/>
       </w:pPr>
       <w:rPr>
-        <w:rFonts w:hint="default" w:ascii="Wingdings" w:hAnsi="Wingdings"/>
+        <w:rFonts w:ascii="Wingdings" w:hAnsi="Wingdings" w:hint="default"/>
       </w:rPr>
     </w:lvl>
   </w:abstractNum>
   <w:num w:numId="1" w16cid:durableId="307787085">
+    <w:abstractNumId w:val="1"/>
+  </w:num>
+  <w:num w:numId="2" w16cid:durableId="1707021766">
     <w:abstractNumId w:val="0"/>
+    <w:lvlOverride w:ilvl="0"/>
+    <w:lvlOverride w:ilvl="1"/>
+    <w:lvlOverride w:ilvl="2"/>
+    <w:lvlOverride w:ilvl="3"/>
+    <w:lvlOverride w:ilvl="4"/>
+    <w:lvlOverride w:ilvl="5"/>
+    <w:lvlOverride w:ilvl="6"/>
+    <w:lvlOverride w:ilvl="7"/>
+    <w:lvlOverride w:ilvl="8"/>
   </w:num>
 </w:numbering>
 </file>
 
 <file path=word/styles.xml><?xml version="1.0" encoding="utf-8"?>
-<w:styles xmlns:wp14="http://schemas.microsoft.com/office/word/2010/wordprocessingDrawing" xmlns:mc="http://schemas.openxmlformats.org/markup-compatibility/2006" xmlns:r="http://schemas.openxmlformats.org/officeDocument/2006/relationships" xmlns:w="http://schemas.openxmlformats.org/wordprocessingml/2006/main" xmlns:w14="http://schemas.microsoft.com/office/word/2010/wordml" xmlns:w15="http://schemas.microsoft.com/office/word/2012/wordml" xmlns:w16cex="http://schemas.microsoft.com/office/word/2018/wordml/cex" xmlns:w16cid="http://schemas.microsoft.com/office/word/2016/wordml/cid" xmlns:w16="http://schemas.microsoft.com/office/word/2018/wordml" xmlns:w16du="http://schemas.microsoft.com/office/word/2023/wordml/word16du" xmlns:w16sdtdh="http://schemas.microsoft.com/office/word/2020/wordml/sdtdatahash" xmlns:w16sdtfl="http://schemas.microsoft.com/office/word/2024/wordml/sdtformatlock" xmlns:w16se="http://schemas.microsoft.com/office/word/2015/wordml/symex" mc:Ignorable="w14 w15 w16se w16cid w16 w16cex w16sdtdh w16sdtfl w16du wp14">
+<w:styles xmlns:mc="http://schemas.openxmlformats.org/markup-compatibility/2006" xmlns:r="http://schemas.openxmlformats.org/officeDocument/2006/relationships" xmlns:w="http://schemas.openxmlformats.org/wordprocessingml/2006/main" xmlns:w14="http://schemas.microsoft.com/office/word/2010/wordml" xmlns:w15="http://schemas.microsoft.com/office/word/2012/wordml" xmlns:w16cex="http://schemas.microsoft.com/office/word/2018/wordml/cex" xmlns:w16cid="http://schemas.microsoft.com/office/word/2016/wordml/cid" xmlns:w16="http://schemas.microsoft.com/office/word/2018/wordml" xmlns:w16du="http://schemas.microsoft.com/office/word/2023/wordml/word16du" xmlns:w16sdtdh="http://schemas.microsoft.com/office/word/2020/wordml/sdtdatahash" xmlns:w16sdtfl="http://schemas.microsoft.com/office/word/2024/wordml/sdtformatlock" xmlns:w16se="http://schemas.microsoft.com/office/word/2015/wordml/symex" mc:Ignorable="w14 w15 w16se w16cid w16 w16cex w16sdtdh w16sdtfl w16du">
   <w:docDefaults>
     <w:rPrDefault>
       <w:rPr>
-        <w:rFonts w:asciiTheme="minorHAnsi" w:hAnsiTheme="minorHAnsi" w:eastAsiaTheme="minorHAnsi" w:cstheme="minorBidi"/>
+        <w:rFonts w:asciiTheme="minorHAnsi" w:eastAsiaTheme="minorHAnsi" w:hAnsiTheme="minorHAnsi" w:cstheme="minorBidi"/>
         <w:kern w:val="2"/>
         <w:sz w:val="22"/>
         <w:szCs w:val="22"/>
@@ -2044,14 +2449,14 @@
   <w:latentStyles w:defLockedState="0" w:defUIPriority="99" w:defSemiHidden="0" w:defUnhideWhenUsed="0" w:defQFormat="0" w:count="376">
     <w:lsdException w:name="Normal" w:uiPriority="0" w:qFormat="1"/>
     <w:lsdException w:name="heading 1" w:uiPriority="9" w:qFormat="1"/>
-    <w:lsdException w:name="heading 2" w:uiPriority="9" w:semiHidden="1" w:unhideWhenUsed="1" w:qFormat="1"/>
-    <w:lsdException w:name="heading 3" w:uiPriority="9" w:semiHidden="1" w:unhideWhenUsed="1" w:qFormat="1"/>
-    <w:lsdException w:name="heading 4" w:uiPriority="9" w:semiHidden="1" w:unhideWhenUsed="1" w:qFormat="1"/>
-    <w:lsdException w:name="heading 5" w:uiPriority="9" w:semiHidden="1" w:unhideWhenUsed="1" w:qFormat="1"/>
-    <w:lsdException w:name="heading 6" w:uiPriority="9" w:semiHidden="1" w:unhideWhenUsed="1" w:qFormat="1"/>
-    <w:lsdException w:name="heading 7" w:uiPriority="9" w:semiHidden="1" w:unhideWhenUsed="1" w:qFormat="1"/>
-    <w:lsdException w:name="heading 8" w:uiPriority="9" w:semiHidden="1" w:unhideWhenUsed="1" w:qFormat="1"/>
-    <w:lsdException w:name="heading 9" w:uiPriority="9" w:semiHidden="1" w:unhideWhenUsed="1" w:qFormat="1"/>
+    <w:lsdException w:name="heading 2" w:semiHidden="1" w:uiPriority="9" w:unhideWhenUsed="1" w:qFormat="1"/>
+    <w:lsdException w:name="heading 3" w:semiHidden="1" w:uiPriority="9" w:unhideWhenUsed="1" w:qFormat="1"/>
+    <w:lsdException w:name="heading 4" w:semiHidden="1" w:uiPriority="9" w:unhideWhenUsed="1" w:qFormat="1"/>
+    <w:lsdException w:name="heading 5" w:semiHidden="1" w:uiPriority="9" w:unhideWhenUsed="1" w:qFormat="1"/>
+    <w:lsdException w:name="heading 6" w:semiHidden="1" w:uiPriority="9" w:unhideWhenUsed="1" w:qFormat="1"/>
+    <w:lsdException w:name="heading 7" w:semiHidden="1" w:uiPriority="9" w:unhideWhenUsed="1" w:qFormat="1"/>
+    <w:lsdException w:name="heading 8" w:semiHidden="1" w:uiPriority="9" w:unhideWhenUsed="1" w:qFormat="1"/>
+    <w:lsdException w:name="heading 9" w:semiHidden="1" w:uiPriority="9" w:unhideWhenUsed="1" w:qFormat="1"/>
     <w:lsdException w:name="index 1" w:semiHidden="1" w:unhideWhenUsed="1"/>
     <w:lsdException w:name="index 2" w:semiHidden="1" w:unhideWhenUsed="1"/>
     <w:lsdException w:name="index 3" w:semiHidden="1" w:unhideWhenUsed="1"/>
@@ -2061,22 +2466,22 @@
     <w:lsdException w:name="index 7" w:semiHidden="1" w:unhideWhenUsed="1"/>
     <w:lsdException w:name="index 8" w:semiHidden="1" w:unhideWhenUsed="1"/>
     <w:lsdException w:name="index 9" w:semiHidden="1" w:unhideWhenUsed="1"/>
-    <w:lsdException w:name="toc 1" w:uiPriority="39" w:semiHidden="1" w:unhideWhenUsed="1"/>
-    <w:lsdException w:name="toc 2" w:uiPriority="39" w:semiHidden="1" w:unhideWhenUsed="1"/>
-    <w:lsdException w:name="toc 3" w:uiPriority="39" w:semiHidden="1" w:unhideWhenUsed="1"/>
-    <w:lsdException w:name="toc 4" w:uiPriority="39" w:semiHidden="1" w:unhideWhenUsed="1"/>
-    <w:lsdException w:name="toc 5" w:uiPriority="39" w:semiHidden="1" w:unhideWhenUsed="1"/>
-    <w:lsdException w:name="toc 6" w:uiPriority="39" w:semiHidden="1" w:unhideWhenUsed="1"/>
-    <w:lsdException w:name="toc 7" w:uiPriority="39" w:semiHidden="1" w:unhideWhenUsed="1"/>
-    <w:lsdException w:name="toc 8" w:uiPriority="39" w:semiHidden="1" w:unhideWhenUsed="1"/>
-    <w:lsdException w:name="toc 9" w:uiPriority="39" w:semiHidden="1" w:unhideWhenUsed="1"/>
+    <w:lsdException w:name="toc 1" w:semiHidden="1" w:uiPriority="39" w:unhideWhenUsed="1"/>
+    <w:lsdException w:name="toc 2" w:semiHidden="1" w:uiPriority="39" w:unhideWhenUsed="1"/>
+    <w:lsdException w:name="toc 3" w:semiHidden="1" w:uiPriority="39" w:unhideWhenUsed="1"/>
+    <w:lsdException w:name="toc 4" w:semiHidden="1" w:uiPriority="39" w:unhideWhenUsed="1"/>
+    <w:lsdException w:name="toc 5" w:semiHidden="1" w:uiPriority="39" w:unhideWhenUsed="1"/>
+    <w:lsdException w:name="toc 6" w:semiHidden="1" w:uiPriority="39" w:unhideWhenUsed="1"/>
+    <w:lsdException w:name="toc 7" w:semiHidden="1" w:uiPriority="39" w:unhideWhenUsed="1"/>
+    <w:lsdException w:name="toc 8" w:semiHidden="1" w:uiPriority="39" w:unhideWhenUsed="1"/>
+    <w:lsdException w:name="toc 9" w:semiHidden="1" w:uiPriority="39" w:unhideWhenUsed="1"/>
     <w:lsdException w:name="Normal Indent" w:semiHidden="1" w:unhideWhenUsed="1"/>
     <w:lsdException w:name="footnote text" w:semiHidden="1" w:unhideWhenUsed="1"/>
     <w:lsdException w:name="annotation text" w:semiHidden="1" w:unhideWhenUsed="1"/>
     <w:lsdException w:name="header" w:semiHidden="1" w:unhideWhenUsed="1"/>
     <w:lsdException w:name="footer" w:semiHidden="1" w:unhideWhenUsed="1"/>
     <w:lsdException w:name="index heading" w:semiHidden="1" w:unhideWhenUsed="1"/>
-    <w:lsdException w:name="caption" w:uiPriority="35" w:semiHidden="1" w:unhideWhenUsed="1" w:qFormat="1"/>
+    <w:lsdException w:name="caption" w:semiHidden="1" w:uiPriority="35" w:unhideWhenUsed="1" w:qFormat="1"/>
     <w:lsdException w:name="table of figures" w:semiHidden="1" w:unhideWhenUsed="1"/>
     <w:lsdException w:name="envelope address" w:semiHidden="1" w:unhideWhenUsed="1"/>
     <w:lsdException w:name="envelope return" w:semiHidden="1" w:unhideWhenUsed="1"/>
@@ -2107,7 +2512,7 @@
     <w:lsdException w:name="Title" w:uiPriority="10" w:qFormat="1"/>
     <w:lsdException w:name="Closing" w:semiHidden="1" w:unhideWhenUsed="1"/>
     <w:lsdException w:name="Signature" w:semiHidden="1" w:unhideWhenUsed="1"/>
-    <w:lsdException w:name="Default Paragraph Font" w:uiPriority="1" w:semiHidden="1" w:unhideWhenUsed="1"/>
+    <w:lsdException w:name="Default Paragraph Font" w:semiHidden="1" w:uiPriority="1" w:unhideWhenUsed="1"/>
     <w:lsdException w:name="Body Text" w:semiHidden="1" w:unhideWhenUsed="1"/>
     <w:lsdException w:name="Body Text Indent" w:semiHidden="1" w:unhideWhenUsed="1"/>
     <w:lsdException w:name="List Continue" w:semiHidden="1" w:unhideWhenUsed="1"/>
@@ -2307,8 +2712,8 @@
     <w:lsdException w:name="Subtle Reference" w:uiPriority="31" w:qFormat="1"/>
     <w:lsdException w:name="Intense Reference" w:uiPriority="32" w:qFormat="1"/>
     <w:lsdException w:name="Book Title" w:uiPriority="33" w:qFormat="1"/>
-    <w:lsdException w:name="Bibliography" w:uiPriority="37" w:semiHidden="1" w:unhideWhenUsed="1"/>
-    <w:lsdException w:name="TOC Heading" w:uiPriority="39" w:semiHidden="1" w:unhideWhenUsed="1" w:qFormat="1"/>
+    <w:lsdException w:name="Bibliography" w:semiHidden="1" w:uiPriority="37" w:unhideWhenUsed="1"/>
+    <w:lsdException w:name="TOC Heading" w:semiHidden="1" w:uiPriority="39" w:unhideWhenUsed="1" w:qFormat="1"/>
     <w:lsdException w:name="Plain Table 1" w:uiPriority="41"/>
     <w:lsdException w:name="Plain Table 2" w:uiPriority="42"/>
     <w:lsdException w:name="Plain Table 3" w:uiPriority="43"/>
@@ -2419,11 +2824,11 @@
     <w:lsdException w:name="Unresolved Mention" w:semiHidden="1" w:unhideWhenUsed="1"/>
     <w:lsdException w:name="Smart Link" w:semiHidden="1" w:unhideWhenUsed="1"/>
   </w:latentStyles>
-  <w:style w:type="paragraph" w:styleId="Standaard" w:default="1">
+  <w:style w:type="paragraph" w:default="1" w:styleId="Standaard">
     <w:name w:val="Normal"/>
     <w:qFormat/>
     <w:rPr>
-      <w:rFonts w:ascii="Arial" w:hAnsi="Arial" w:eastAsia="Arial" w:cs="Arial"/>
+      <w:rFonts w:ascii="Arial" w:eastAsia="Arial" w:hAnsi="Arial" w:cs="Arial"/>
       <w:lang w:val="en-GB"/>
     </w:rPr>
   </w:style>
@@ -2442,7 +2847,7 @@
       <w:outlineLvl w:val="0"/>
     </w:pPr>
     <w:rPr>
-      <w:rFonts w:asciiTheme="majorHAnsi" w:hAnsiTheme="majorHAnsi" w:eastAsiaTheme="majorEastAsia" w:cstheme="majorBidi"/>
+      <w:rFonts w:asciiTheme="majorHAnsi" w:eastAsiaTheme="majorEastAsia" w:hAnsiTheme="majorHAnsi" w:cstheme="majorBidi"/>
       <w:color w:val="0F4761" w:themeColor="accent1" w:themeShade="BF"/>
       <w:sz w:val="40"/>
       <w:szCs w:val="40"/>
@@ -2465,7 +2870,7 @@
       <w:outlineLvl w:val="1"/>
     </w:pPr>
     <w:rPr>
-      <w:rFonts w:asciiTheme="majorHAnsi" w:hAnsiTheme="majorHAnsi" w:eastAsiaTheme="majorEastAsia" w:cstheme="majorBidi"/>
+      <w:rFonts w:asciiTheme="majorHAnsi" w:eastAsiaTheme="majorEastAsia" w:hAnsiTheme="majorHAnsi" w:cstheme="majorBidi"/>
       <w:color w:val="0F4761" w:themeColor="accent1" w:themeShade="BF"/>
       <w:sz w:val="32"/>
       <w:szCs w:val="32"/>
@@ -2626,13 +3031,13 @@
       <w:color w:val="272727" w:themeColor="text1" w:themeTint="D8"/>
     </w:rPr>
   </w:style>
-  <w:style w:type="character" w:styleId="Standaardalinea-lettertype" w:default="1">
+  <w:style w:type="character" w:default="1" w:styleId="Standaardalinea-lettertype">
     <w:name w:val="Default Paragraph Font"/>
     <w:uiPriority w:val="1"/>
     <w:semiHidden/>
     <w:unhideWhenUsed/>
   </w:style>
-  <w:style w:type="table" w:styleId="Standaardtabel" w:default="1">
+  <w:style w:type="table" w:default="1" w:styleId="Standaardtabel">
     <w:name w:val="Normal Table"/>
     <w:uiPriority w:val="99"/>
     <w:semiHidden/>
@@ -2647,27 +3052,27 @@
       </w:tblCellMar>
     </w:tblPr>
   </w:style>
-  <w:style w:type="numbering" w:styleId="Geenlijst" w:default="1">
+  <w:style w:type="numbering" w:default="1" w:styleId="Geenlijst">
     <w:name w:val="No List"/>
     <w:uiPriority w:val="99"/>
     <w:semiHidden/>
     <w:unhideWhenUsed/>
   </w:style>
-  <w:style w:type="character" w:styleId="Kop1Char" w:customStyle="1">
+  <w:style w:type="character" w:customStyle="1" w:styleId="Kop1Char">
     <w:name w:val="Kop 1 Char"/>
     <w:basedOn w:val="Standaardalinea-lettertype"/>
     <w:link w:val="Kop1"/>
     <w:uiPriority w:val="9"/>
     <w:rsid w:val="00EC5B8A"/>
     <w:rPr>
-      <w:rFonts w:asciiTheme="majorHAnsi" w:hAnsiTheme="majorHAnsi" w:eastAsiaTheme="majorEastAsia" w:cstheme="majorBidi"/>
+      <w:rFonts w:asciiTheme="majorHAnsi" w:eastAsiaTheme="majorEastAsia" w:hAnsiTheme="majorHAnsi" w:cstheme="majorBidi"/>
       <w:color w:val="0F4761" w:themeColor="accent1" w:themeShade="BF"/>
       <w:sz w:val="40"/>
       <w:szCs w:val="40"/>
       <w:lang w:val="en-GB"/>
     </w:rPr>
   </w:style>
-  <w:style w:type="character" w:styleId="Kop2Char" w:customStyle="1">
+  <w:style w:type="character" w:customStyle="1" w:styleId="Kop2Char">
     <w:name w:val="Kop 2 Char"/>
     <w:basedOn w:val="Standaardalinea-lettertype"/>
     <w:link w:val="Kop2"/>
@@ -2675,14 +3080,14 @@
     <w:semiHidden/>
     <w:rsid w:val="00EC5B8A"/>
     <w:rPr>
-      <w:rFonts w:asciiTheme="majorHAnsi" w:hAnsiTheme="majorHAnsi" w:eastAsiaTheme="majorEastAsia" w:cstheme="majorBidi"/>
+      <w:rFonts w:asciiTheme="majorHAnsi" w:eastAsiaTheme="majorEastAsia" w:hAnsiTheme="majorHAnsi" w:cstheme="majorBidi"/>
       <w:color w:val="0F4761" w:themeColor="accent1" w:themeShade="BF"/>
       <w:sz w:val="32"/>
       <w:szCs w:val="32"/>
       <w:lang w:val="en-GB"/>
     </w:rPr>
   </w:style>
-  <w:style w:type="character" w:styleId="Kop3Char" w:customStyle="1">
+  <w:style w:type="character" w:customStyle="1" w:styleId="Kop3Char">
     <w:name w:val="Kop 3 Char"/>
     <w:basedOn w:val="Standaardalinea-lettertype"/>
     <w:link w:val="Kop3"/>
@@ -2697,7 +3102,7 @@
       <w:lang w:val="en-GB"/>
     </w:rPr>
   </w:style>
-  <w:style w:type="character" w:styleId="Kop4Char" w:customStyle="1">
+  <w:style w:type="character" w:customStyle="1" w:styleId="Kop4Char">
     <w:name w:val="Kop 4 Char"/>
     <w:basedOn w:val="Standaardalinea-lettertype"/>
     <w:link w:val="Kop4"/>
@@ -2712,7 +3117,7 @@
       <w:lang w:val="en-GB"/>
     </w:rPr>
   </w:style>
-  <w:style w:type="character" w:styleId="Kop5Char" w:customStyle="1">
+  <w:style w:type="character" w:customStyle="1" w:styleId="Kop5Char">
     <w:name w:val="Kop 5 Char"/>
     <w:basedOn w:val="Standaardalinea-lettertype"/>
     <w:link w:val="Kop5"/>
@@ -2725,7 +3130,7 @@
       <w:lang w:val="en-GB"/>
     </w:rPr>
   </w:style>
-  <w:style w:type="character" w:styleId="Kop6Char" w:customStyle="1">
+  <w:style w:type="character" w:customStyle="1" w:styleId="Kop6Char">
     <w:name w:val="Kop 6 Char"/>
     <w:basedOn w:val="Standaardalinea-lettertype"/>
     <w:link w:val="Kop6"/>
@@ -2740,7 +3145,7 @@
       <w:lang w:val="en-GB"/>
     </w:rPr>
   </w:style>
-  <w:style w:type="character" w:styleId="Kop7Char" w:customStyle="1">
+  <w:style w:type="character" w:customStyle="1" w:styleId="Kop7Char">
     <w:name w:val="Kop 7 Char"/>
     <w:basedOn w:val="Standaardalinea-lettertype"/>
     <w:link w:val="Kop7"/>
@@ -2753,7 +3158,7 @@
       <w:lang w:val="en-GB"/>
     </w:rPr>
   </w:style>
-  <w:style w:type="character" w:styleId="Kop8Char" w:customStyle="1">
+  <w:style w:type="character" w:customStyle="1" w:styleId="Kop8Char">
     <w:name w:val="Kop 8 Char"/>
     <w:basedOn w:val="Standaardalinea-lettertype"/>
     <w:link w:val="Kop8"/>
@@ -2768,7 +3173,7 @@
       <w:lang w:val="en-GB"/>
     </w:rPr>
   </w:style>
-  <w:style w:type="character" w:styleId="Kop9Char" w:customStyle="1">
+  <w:style w:type="character" w:customStyle="1" w:styleId="Kop9Char">
     <w:name w:val="Kop 9 Char"/>
     <w:basedOn w:val="Standaardalinea-lettertype"/>
     <w:link w:val="Kop9"/>
@@ -2794,21 +3199,21 @@
       <w:contextualSpacing/>
     </w:pPr>
     <w:rPr>
-      <w:rFonts w:asciiTheme="majorHAnsi" w:hAnsiTheme="majorHAnsi" w:eastAsiaTheme="majorEastAsia" w:cstheme="majorBidi"/>
+      <w:rFonts w:asciiTheme="majorHAnsi" w:eastAsiaTheme="majorEastAsia" w:hAnsiTheme="majorHAnsi" w:cstheme="majorBidi"/>
       <w:spacing w:val="-10"/>
       <w:kern w:val="28"/>
       <w:sz w:val="56"/>
       <w:szCs w:val="56"/>
     </w:rPr>
   </w:style>
-  <w:style w:type="character" w:styleId="TitelChar" w:customStyle="1">
+  <w:style w:type="character" w:customStyle="1" w:styleId="TitelChar">
     <w:name w:val="Titel Char"/>
     <w:basedOn w:val="Standaardalinea-lettertype"/>
     <w:link w:val="Titel"/>
     <w:uiPriority w:val="10"/>
     <w:rsid w:val="00EC5B8A"/>
     <w:rPr>
-      <w:rFonts w:asciiTheme="majorHAnsi" w:hAnsiTheme="majorHAnsi" w:eastAsiaTheme="majorEastAsia" w:cstheme="majorBidi"/>
+      <w:rFonts w:asciiTheme="majorHAnsi" w:eastAsiaTheme="majorEastAsia" w:hAnsiTheme="majorHAnsi" w:cstheme="majorBidi"/>
       <w:spacing w:val="-10"/>
       <w:kern w:val="28"/>
       <w:sz w:val="56"/>
@@ -2837,7 +3242,7 @@
       <w:szCs w:val="28"/>
     </w:rPr>
   </w:style>
-  <w:style w:type="character" w:styleId="OndertitelChar" w:customStyle="1">
+  <w:style w:type="character" w:customStyle="1" w:styleId="OndertitelChar">
     <w:name w:val="Ondertitel Char"/>
     <w:basedOn w:val="Standaardalinea-lettertype"/>
     <w:link w:val="Ondertitel"/>
@@ -2870,7 +3275,7 @@
       <w:color w:val="404040" w:themeColor="text1" w:themeTint="BF"/>
     </w:rPr>
   </w:style>
-  <w:style w:type="character" w:styleId="CitaatChar" w:customStyle="1">
+  <w:style w:type="character" w:customStyle="1" w:styleId="CitaatChar">
     <w:name w:val="Citaat Char"/>
     <w:basedOn w:val="Standaardalinea-lettertype"/>
     <w:link w:val="Citaat"/>
@@ -2916,8 +3321,8 @@
     <w:rsid w:val="00EC5B8A"/>
     <w:pPr>
       <w:pBdr>
-        <w:top w:val="single" w:color="0F4761" w:themeColor="accent1" w:themeShade="BF" w:sz="4" w:space="10"/>
-        <w:bottom w:val="single" w:color="0F4761" w:themeColor="accent1" w:themeShade="BF" w:sz="4" w:space="10"/>
+        <w:top w:val="single" w:sz="4" w:space="10" w:color="0F4761" w:themeColor="accent1" w:themeShade="BF"/>
+        <w:bottom w:val="single" w:sz="4" w:space="10" w:color="0F4761" w:themeColor="accent1" w:themeShade="BF"/>
       </w:pBdr>
       <w:spacing w:before="360" w:after="360"/>
       <w:ind w:left="864" w:right="864"/>
@@ -2929,7 +3334,7 @@
       <w:color w:val="0F4761" w:themeColor="accent1" w:themeShade="BF"/>
     </w:rPr>
   </w:style>
-  <w:style w:type="character" w:styleId="DuidelijkcitaatChar" w:customStyle="1">
+  <w:style w:type="character" w:customStyle="1" w:styleId="DuidelijkcitaatChar">
     <w:name w:val="Duidelijk citaat Char"/>
     <w:basedOn w:val="Standaardalinea-lettertype"/>
     <w:link w:val="Duidelijkcitaat"/>
@@ -2960,7 +3365,7 @@
 </file>
 
 <file path=word/theme/theme1.xml><?xml version="1.0" encoding="utf-8"?>
-<a:theme xmlns:a="http://schemas.openxmlformats.org/drawingml/2006/main" xmlns:thm15="http://schemas.microsoft.com/office/thememl/2012/main" name="Kantoorthema">
+<a:theme xmlns:a="http://schemas.openxmlformats.org/drawingml/2006/main" name="Kantoorthema">
   <a:themeElements>
     <a:clrScheme name="Office">
       <a:dk1>
@@ -3255,6 +3660,15 @@
 </file>
 
 <file path=customXml/item1.xml><?xml version="1.0" encoding="utf-8"?>
+<?mso-contentType ?>
+<FormTemplates xmlns="http://schemas.microsoft.com/sharepoint/v3/contenttype/forms">
+  <Display>DocumentLibraryForm</Display>
+  <Edit>DocumentLibraryForm</Edit>
+  <New>DocumentLibraryForm</New>
+</FormTemplates>
+</file>
+
+<file path=customXml/item2.xml><?xml version="1.0" encoding="utf-8"?>
 <ct:contentTypeSchema xmlns:ct="http://schemas.microsoft.com/office/2006/metadata/contentType" xmlns:ma="http://schemas.microsoft.com/office/2006/metadata/properties/metaAttributes" ct:_="" ma:_="" ma:contentTypeName="Document" ma:contentTypeID="0x010100F1B33D7B57FFEC4BB77B5001C5B93838" ma:contentTypeVersion="6" ma:contentTypeDescription="Een nieuw document maken." ma:contentTypeScope="" ma:versionID="59579db12405a868ad0e92c5e4f74ae1">
   <xsd:schema xmlns:xsd="http://www.w3.org/2001/XMLSchema" xmlns:xs="http://www.w3.org/2001/XMLSchema" xmlns:p="http://schemas.microsoft.com/office/2006/metadata/properties" xmlns:ns2="f44e6bd5-09db-4117-8b15-adf399208dc6" targetNamespace="http://schemas.microsoft.com/office/2006/metadata/properties" ma:root="true" ma:fieldsID="98cf673e6ff17a9b7a889e3f7df574b2" ns2:_="">
     <xsd:import namespace="f44e6bd5-09db-4117-8b15-adf399208dc6"/>
@@ -3410,15 +3824,6 @@
 </ct:contentTypeSchema>
 </file>
 
-<file path=customXml/item2.xml><?xml version="1.0" encoding="utf-8"?>
-<?mso-contentType ?>
-<FormTemplates xmlns="http://schemas.microsoft.com/sharepoint/v3/contenttype/forms">
-  <Display>DocumentLibraryForm</Display>
-  <Edit>DocumentLibraryForm</Edit>
-  <New>DocumentLibraryForm</New>
-</FormTemplates>
-</file>
-
 <file path=customXml/item3.xml><?xml version="1.0" encoding="utf-8"?>
 <p:properties xmlns:p="http://schemas.microsoft.com/office/2006/metadata/properties" xmlns:xsi="http://www.w3.org/2001/XMLSchema-instance" xmlns:pc="http://schemas.microsoft.com/office/infopath/2007/PartnerControls">
   <documentManagement/>
@@ -3426,13 +3831,36 @@
 </file>
 
 <file path=customXml/itemProps1.xml><?xml version="1.0" encoding="utf-8"?>
-<ds:datastoreItem xmlns:ds="http://schemas.openxmlformats.org/officeDocument/2006/customXml" ds:itemID="{F8946ADB-58FF-4145-9FED-E89138FEB557}"/>
+<ds:datastoreItem xmlns:ds="http://schemas.openxmlformats.org/officeDocument/2006/customXml" ds:itemID="{5221773A-C68B-4D8B-B393-1A82A5257895}">
+  <ds:schemaRefs>
+    <ds:schemaRef ds:uri="http://schemas.microsoft.com/sharepoint/v3/contenttype/forms"/>
+  </ds:schemaRefs>
+</ds:datastoreItem>
 </file>
 
 <file path=customXml/itemProps2.xml><?xml version="1.0" encoding="utf-8"?>
-<ds:datastoreItem xmlns:ds="http://schemas.openxmlformats.org/officeDocument/2006/customXml" ds:itemID="{5221773A-C68B-4D8B-B393-1A82A5257895}"/>
+<ds:datastoreItem xmlns:ds="http://schemas.openxmlformats.org/officeDocument/2006/customXml" ds:itemID="{F8946ADB-58FF-4145-9FED-E89138FEB557}">
+  <ds:schemaRefs>
+    <ds:schemaRef ds:uri="http://schemas.microsoft.com/office/2006/metadata/contentType"/>
+    <ds:schemaRef ds:uri="http://schemas.microsoft.com/office/2006/metadata/properties/metaAttributes"/>
+    <ds:schemaRef ds:uri="http://www.w3.org/2001/XMLSchema"/>
+    <ds:schemaRef ds:uri="http://schemas.microsoft.com/office/2006/metadata/properties"/>
+    <ds:schemaRef ds:uri="f44e6bd5-09db-4117-8b15-adf399208dc6"/>
+    <ds:schemaRef ds:uri="http://schemas.microsoft.com/office/2006/documentManagement/types"/>
+    <ds:schemaRef ds:uri="http://schemas.microsoft.com/office/infopath/2007/PartnerControls"/>
+    <ds:schemaRef ds:uri="http://schemas.openxmlformats.org/package/2006/metadata/core-properties"/>
+    <ds:schemaRef ds:uri="http://purl.org/dc/elements/1.1/"/>
+    <ds:schemaRef ds:uri="http://purl.org/dc/terms/"/>
+    <ds:schemaRef ds:uri="http://schemas.microsoft.com/internal/obd"/>
+  </ds:schemaRefs>
+</ds:datastoreItem>
 </file>
 
 <file path=customXml/itemProps3.xml><?xml version="1.0" encoding="utf-8"?>
-<ds:datastoreItem xmlns:ds="http://schemas.openxmlformats.org/officeDocument/2006/customXml" ds:itemID="{4284F6B0-CB64-49CF-B64C-6F64F4A8AA10}"/>
+<ds:datastoreItem xmlns:ds="http://schemas.openxmlformats.org/officeDocument/2006/customXml" ds:itemID="{4284F6B0-CB64-49CF-B64C-6F64F4A8AA10}">
+  <ds:schemaRefs>
+    <ds:schemaRef ds:uri="http://schemas.microsoft.com/office/2006/metadata/properties"/>
+    <ds:schemaRef ds:uri="http://schemas.microsoft.com/office/infopath/2007/PartnerControls"/>
+  </ds:schemaRefs>
+</ds:datastoreItem>
 </file>